--- a/銀行優惠券專案.docx
+++ b/銀行優惠券專案.docx
@@ -53,11 +53,6 @@
       </w:r>
     </w:p>
     <w:p>
-      <w:pPr>
-        <w:rPr>
-          <w:rFonts w:hint="eastAsia"/>
-        </w:rPr>
-      </w:pPr>
       <w:r>
         <w:rPr>
           <w:rFonts w:hint="eastAsia"/>
@@ -242,11 +237,6 @@
       </w:r>
     </w:p>
     <w:p>
-      <w:pPr>
-        <w:rPr>
-          <w:rFonts w:hint="eastAsia"/>
-        </w:rPr>
-      </w:pPr>
       <w:r>
         <w:rPr>
           <w:rFonts w:hint="eastAsia"/>
@@ -256,6 +246,9 @@
     </w:p>
     <w:p>
       <w:r>
+        <w:rPr>
+          <w:noProof/>
+        </w:rPr>
         <w:drawing>
           <wp:inline distT="0" distB="0" distL="0" distR="0" wp14:anchorId="2C94F4F8" wp14:editId="0D004D28">
             <wp:extent cx="5274310" cy="2026920"/>
@@ -294,11 +287,6 @@
       </w:r>
     </w:p>
     <w:p>
-      <w:pPr>
-        <w:rPr>
-          <w:rFonts w:hint="eastAsia"/>
-        </w:rPr>
-      </w:pPr>
       <w:r>
         <w:rPr>
           <w:rFonts w:hint="eastAsia"/>
@@ -315,11 +303,6 @@
       <w:proofErr w:type="spellEnd"/>
     </w:p>
     <w:p>
-      <w:pPr>
-        <w:rPr>
-          <w:rFonts w:hint="eastAsia"/>
-        </w:rPr>
-      </w:pPr>
       <w:r>
         <w:rPr>
           <w:rFonts w:hint="eastAsia"/>
@@ -344,6 +327,9 @@
     </w:p>
     <w:p>
       <w:r>
+        <w:rPr>
+          <w:noProof/>
+        </w:rPr>
         <w:drawing>
           <wp:inline distT="0" distB="0" distL="0" distR="0" wp14:anchorId="7C21F6E5" wp14:editId="1B3F1FFB">
             <wp:extent cx="3810899" cy="4415155"/>
@@ -388,7 +374,649 @@
           <w:rFonts w:hint="eastAsia"/>
         </w:rPr>
       </w:pPr>
+      <w:r>
+        <w:rPr>
+          <w:rFonts w:hint="eastAsia"/>
+        </w:rPr>
+        <w:lastRenderedPageBreak/>
+        <w:t>手動設定</w:t>
+      </w:r>
+      <w:proofErr w:type="spellStart"/>
+      <w:r>
+        <w:rPr>
+          <w:rFonts w:hint="eastAsia"/>
+        </w:rPr>
+        <w:t>redis</w:t>
+      </w:r>
+      <w:proofErr w:type="spellEnd"/>
     </w:p>
+    <w:p>
+      <w:r>
+        <w:t xml:space="preserve">docker exec -it </w:t>
+      </w:r>
+      <w:proofErr w:type="spellStart"/>
+      <w:r>
+        <w:t>redis</w:t>
+      </w:r>
+      <w:proofErr w:type="spellEnd"/>
+      <w:r>
+        <w:t xml:space="preserve">-test </w:t>
+      </w:r>
+      <w:proofErr w:type="spellStart"/>
+      <w:r>
+        <w:t>redis</w:t>
+      </w:r>
+      <w:proofErr w:type="spellEnd"/>
+      <w:r>
+        <w:t>-cli</w:t>
+      </w:r>
+    </w:p>
+    <w:p>
+      <w:r>
+        <w:rPr>
+          <w:rFonts w:hint="eastAsia"/>
+        </w:rPr>
+        <w:t>設定</w:t>
+      </w:r>
+      <w:r>
+        <w:rPr>
+          <w:rFonts w:hint="eastAsia"/>
+        </w:rPr>
+        <w:t>10</w:t>
+      </w:r>
+      <w:r>
+        <w:rPr>
+          <w:rFonts w:hint="eastAsia"/>
+        </w:rPr>
+        <w:t>張優惠</w:t>
+      </w:r>
+      <w:proofErr w:type="gramStart"/>
+      <w:r>
+        <w:rPr>
+          <w:rFonts w:hint="eastAsia"/>
+        </w:rPr>
+        <w:t>券</w:t>
+      </w:r>
+      <w:proofErr w:type="gramEnd"/>
+    </w:p>
+    <w:p>
+      <w:r>
+        <w:t>SET coupon_stock:1 10</w:t>
+      </w:r>
+    </w:p>
+    <w:p>
+      <w:pPr>
+        <w:rPr>
+          <w:rFonts w:hint="eastAsia"/>
+        </w:rPr>
+      </w:pPr>
+      <w:r>
+        <w:rPr>
+          <w:rFonts w:hint="eastAsia"/>
+        </w:rPr>
+        <w:t>用</w:t>
+      </w:r>
+      <w:r>
+        <w:rPr>
+          <w:rFonts w:hint="eastAsia"/>
+        </w:rPr>
+        <w:t>postman</w:t>
+      </w:r>
+      <w:r>
+        <w:rPr>
+          <w:rFonts w:hint="eastAsia"/>
+        </w:rPr>
+        <w:t>打</w:t>
+      </w:r>
+      <w:r>
+        <w:rPr>
+          <w:rFonts w:hint="eastAsia"/>
+        </w:rPr>
+        <w:t>1</w:t>
+      </w:r>
+      <w:r>
+        <w:rPr>
+          <w:rFonts w:hint="eastAsia"/>
+        </w:rPr>
+        <w:t>1</w:t>
+      </w:r>
+      <w:r>
+        <w:rPr>
+          <w:rFonts w:hint="eastAsia"/>
+        </w:rPr>
+        <w:t>次</w:t>
+      </w:r>
+      <w:proofErr w:type="spellStart"/>
+      <w:r>
+        <w:rPr>
+          <w:rFonts w:hint="eastAsia"/>
+        </w:rPr>
+        <w:t>api</w:t>
+      </w:r>
+      <w:proofErr w:type="spellEnd"/>
+      <w:r>
+        <w:rPr>
+          <w:rFonts w:hint="eastAsia"/>
+        </w:rPr>
+        <w:t>，</w:t>
+      </w:r>
+      <w:r>
+        <w:rPr>
+          <w:rFonts w:hint="eastAsia"/>
+        </w:rPr>
+        <w:t>理論上</w:t>
+      </w:r>
+      <w:r>
+        <w:rPr>
+          <w:rFonts w:hint="eastAsia"/>
+        </w:rPr>
+        <w:t>前</w:t>
+      </w:r>
+      <w:r>
+        <w:t>1</w:t>
+      </w:r>
+      <w:r>
+        <w:rPr>
+          <w:rFonts w:hint="eastAsia"/>
+        </w:rPr>
+        <w:t>0</w:t>
+      </w:r>
+      <w:r>
+        <w:rPr>
+          <w:rFonts w:hint="eastAsia"/>
+        </w:rPr>
+        <w:t>個</w:t>
+      </w:r>
+      <w:r>
+        <w:rPr>
+          <w:rFonts w:hint="eastAsia"/>
+        </w:rPr>
+        <w:t>SUCCESS</w:t>
+      </w:r>
+      <w:r>
+        <w:rPr>
+          <w:rFonts w:hint="eastAsia"/>
+        </w:rPr>
+        <w:t>或有重複</w:t>
+      </w:r>
+      <w:proofErr w:type="spellStart"/>
+      <w:r>
+        <w:rPr>
+          <w:rFonts w:hint="eastAsia"/>
+        </w:rPr>
+        <w:t>user_id</w:t>
+      </w:r>
+      <w:proofErr w:type="spellEnd"/>
+      <w:r>
+        <w:rPr>
+          <w:rFonts w:hint="eastAsia"/>
+        </w:rPr>
+        <w:t>，第</w:t>
+      </w:r>
+      <w:r>
+        <w:rPr>
+          <w:rFonts w:hint="eastAsia"/>
+        </w:rPr>
+        <w:t>11</w:t>
+      </w:r>
+      <w:r>
+        <w:rPr>
+          <w:rFonts w:hint="eastAsia"/>
+        </w:rPr>
+        <w:t>個之後都</w:t>
+      </w:r>
+      <w:r>
+        <w:rPr>
+          <w:rFonts w:hint="eastAsia"/>
+        </w:rPr>
+        <w:t>出現</w:t>
+      </w:r>
+      <w:proofErr w:type="spellStart"/>
+      <w:r>
+        <w:rPr>
+          <w:rFonts w:hint="eastAsia"/>
+        </w:rPr>
+        <w:t>sold_out</w:t>
+      </w:r>
+      <w:proofErr w:type="spellEnd"/>
+      <w:r>
+        <w:rPr>
+          <w:rFonts w:hint="eastAsia"/>
+        </w:rPr>
+        <w:t>，代表</w:t>
+      </w:r>
+      <w:proofErr w:type="spellStart"/>
+      <w:r>
+        <w:t>r</w:t>
+      </w:r>
+      <w:r>
+        <w:rPr>
+          <w:rFonts w:hint="eastAsia"/>
+        </w:rPr>
+        <w:t>edis</w:t>
+      </w:r>
+      <w:proofErr w:type="spellEnd"/>
+      <w:r>
+        <w:rPr>
+          <w:rFonts w:hint="eastAsia"/>
+        </w:rPr>
+        <w:t>的有成功做到扣除</w:t>
+      </w:r>
+      <w:r>
+        <w:rPr>
+          <w:rFonts w:hint="eastAsia"/>
+        </w:rPr>
+        <w:t>，但問題在於</w:t>
+      </w:r>
+      <w:r>
+        <w:rPr>
+          <w:rFonts w:hint="eastAsia"/>
+        </w:rPr>
+        <w:t>retry</w:t>
+      </w:r>
+      <w:proofErr w:type="gramStart"/>
+      <w:r>
+        <w:rPr>
+          <w:rFonts w:hint="eastAsia"/>
+        </w:rPr>
+        <w:t>沒有加回數字</w:t>
+      </w:r>
+      <w:proofErr w:type="gramEnd"/>
+      <w:r>
+        <w:rPr>
+          <w:rFonts w:hint="eastAsia"/>
+        </w:rPr>
+        <w:t>，導致</w:t>
+      </w:r>
+      <w:r>
+        <w:t>g</w:t>
+      </w:r>
+      <w:r>
+        <w:rPr>
+          <w:rFonts w:hint="eastAsia"/>
+        </w:rPr>
+        <w:t xml:space="preserve">et </w:t>
+      </w:r>
+      <w:proofErr w:type="spellStart"/>
+      <w:r>
+        <w:rPr>
+          <w:rFonts w:hint="eastAsia"/>
+        </w:rPr>
+        <w:t>doOnceClaim</w:t>
+      </w:r>
+      <w:proofErr w:type="spellEnd"/>
+      <w:r>
+        <w:rPr>
+          <w:rFonts w:hint="eastAsia"/>
+        </w:rPr>
+        <w:t>的部分會因為併發</w:t>
+      </w:r>
+      <w:r>
+        <w:rPr>
+          <w:rFonts w:hint="eastAsia"/>
+        </w:rPr>
+        <w:t>retry</w:t>
+      </w:r>
+      <w:proofErr w:type="gramStart"/>
+      <w:r>
+        <w:rPr>
+          <w:rFonts w:hint="eastAsia"/>
+        </w:rPr>
+        <w:t>而重跑</w:t>
+      </w:r>
+      <w:proofErr w:type="gramEnd"/>
+      <w:r>
+        <w:rPr>
+          <w:rFonts w:hint="eastAsia"/>
+        </w:rPr>
+        <w:t>，然後同一筆指令最多跑三次，</w:t>
+      </w:r>
+      <w:proofErr w:type="spellStart"/>
+      <w:r>
+        <w:rPr>
+          <w:rFonts w:hint="eastAsia"/>
+        </w:rPr>
+        <w:t>coupon_stock</w:t>
+      </w:r>
+      <w:proofErr w:type="spellEnd"/>
+      <w:r>
+        <w:rPr>
+          <w:rFonts w:hint="eastAsia"/>
+        </w:rPr>
+        <w:t>的</w:t>
+      </w:r>
+      <w:r>
+        <w:t>d</w:t>
+      </w:r>
+      <w:r>
+        <w:rPr>
+          <w:rFonts w:hint="eastAsia"/>
+        </w:rPr>
+        <w:t>ecrement</w:t>
+      </w:r>
+      <w:r>
+        <w:rPr>
+          <w:rFonts w:hint="eastAsia"/>
+        </w:rPr>
+        <w:t>部分就會多，因此導致</w:t>
+      </w:r>
+      <w:r>
+        <w:rPr>
+          <w:rFonts w:hint="eastAsia"/>
+        </w:rPr>
+        <w:t xml:space="preserve">get </w:t>
+      </w:r>
+      <w:proofErr w:type="spellStart"/>
+      <w:r>
+        <w:t>c</w:t>
+      </w:r>
+      <w:r>
+        <w:rPr>
+          <w:rFonts w:hint="eastAsia"/>
+        </w:rPr>
+        <w:t>oupon_stock</w:t>
+      </w:r>
+      <w:proofErr w:type="spellEnd"/>
+      <w:r>
+        <w:rPr>
+          <w:rFonts w:hint="eastAsia"/>
+        </w:rPr>
+        <w:t>的數量不是</w:t>
+      </w:r>
+      <w:r>
+        <w:rPr>
+          <w:rFonts w:hint="eastAsia"/>
+        </w:rPr>
+        <w:t>-1</w:t>
+      </w:r>
+      <w:r>
+        <w:rPr>
+          <w:rFonts w:hint="eastAsia"/>
+        </w:rPr>
+        <w:t>，</w:t>
+      </w:r>
+      <w:r>
+        <w:drawing>
+          <wp:inline distT="0" distB="0" distL="0" distR="0" wp14:anchorId="7CA05094" wp14:editId="5B023B81">
+            <wp:extent cx="5274310" cy="3057525"/>
+            <wp:effectExtent l="0" t="0" r="2540" b="9525"/>
+            <wp:docPr id="427233495" name="圖片 1"/>
+            <wp:cNvGraphicFramePr>
+              <a:graphicFrameLocks xmlns:a="http://schemas.openxmlformats.org/drawingml/2006/main" noChangeAspect="1"/>
+            </wp:cNvGraphicFramePr>
+            <a:graphic xmlns:a="http://schemas.openxmlformats.org/drawingml/2006/main">
+              <a:graphicData uri="http://schemas.openxmlformats.org/drawingml/2006/picture">
+                <pic:pic xmlns:pic="http://schemas.openxmlformats.org/drawingml/2006/picture">
+                  <pic:nvPicPr>
+                    <pic:cNvPr id="427233495" name=""/>
+                    <pic:cNvPicPr/>
+                  </pic:nvPicPr>
+                  <pic:blipFill>
+                    <a:blip r:embed="rId8"/>
+                    <a:stretch>
+                      <a:fillRect/>
+                    </a:stretch>
+                  </pic:blipFill>
+                  <pic:spPr>
+                    <a:xfrm>
+                      <a:off x="0" y="0"/>
+                      <a:ext cx="5274310" cy="3057525"/>
+                    </a:xfrm>
+                    <a:prstGeom prst="rect">
+                      <a:avLst/>
+                    </a:prstGeom>
+                  </pic:spPr>
+                </pic:pic>
+              </a:graphicData>
+            </a:graphic>
+          </wp:inline>
+        </w:drawing>
+      </w:r>
+    </w:p>
+    <w:p>
+      <w:r>
+        <w:drawing>
+          <wp:inline distT="0" distB="0" distL="0" distR="0" wp14:anchorId="506665F2" wp14:editId="0361D4FA">
+            <wp:extent cx="4848902" cy="1057423"/>
+            <wp:effectExtent l="0" t="0" r="0" b="9525"/>
+            <wp:docPr id="1228834211" name="圖片 1"/>
+            <wp:cNvGraphicFramePr>
+              <a:graphicFrameLocks xmlns:a="http://schemas.openxmlformats.org/drawingml/2006/main" noChangeAspect="1"/>
+            </wp:cNvGraphicFramePr>
+            <a:graphic xmlns:a="http://schemas.openxmlformats.org/drawingml/2006/main">
+              <a:graphicData uri="http://schemas.openxmlformats.org/drawingml/2006/picture">
+                <pic:pic xmlns:pic="http://schemas.openxmlformats.org/drawingml/2006/picture">
+                  <pic:nvPicPr>
+                    <pic:cNvPr id="1228834211" name=""/>
+                    <pic:cNvPicPr/>
+                  </pic:nvPicPr>
+                  <pic:blipFill>
+                    <a:blip r:embed="rId9"/>
+                    <a:stretch>
+                      <a:fillRect/>
+                    </a:stretch>
+                  </pic:blipFill>
+                  <pic:spPr>
+                    <a:xfrm>
+                      <a:off x="0" y="0"/>
+                      <a:ext cx="4848902" cy="1057423"/>
+                    </a:xfrm>
+                    <a:prstGeom prst="rect">
+                      <a:avLst/>
+                    </a:prstGeom>
+                  </pic:spPr>
+                </pic:pic>
+              </a:graphicData>
+            </a:graphic>
+          </wp:inline>
+        </w:drawing>
+      </w:r>
+    </w:p>
+    <w:p>
+      <w:r>
+        <w:rPr>
+          <w:rFonts w:hint="eastAsia"/>
+        </w:rPr>
+        <w:t>因此在</w:t>
+      </w:r>
+      <w:r>
+        <w:rPr>
+          <w:rFonts w:hint="eastAsia"/>
+        </w:rPr>
+        <w:t>catch(</w:t>
+      </w:r>
+      <w:proofErr w:type="spellStart"/>
+      <w:r>
+        <w:rPr>
+          <w:rFonts w:hint="eastAsia"/>
+        </w:rPr>
+        <w:t>optimisticfailure</w:t>
+      </w:r>
+      <w:proofErr w:type="spellEnd"/>
+      <w:r>
+        <w:rPr>
+          <w:rFonts w:hint="eastAsia"/>
+        </w:rPr>
+        <w:t>)</w:t>
+      </w:r>
+      <w:r>
+        <w:rPr>
+          <w:rFonts w:hint="eastAsia"/>
+        </w:rPr>
+        <w:t>的部分先用</w:t>
+      </w:r>
+      <w:r>
+        <w:rPr>
+          <w:rFonts w:hint="eastAsia"/>
+        </w:rPr>
+        <w:t>increment</w:t>
+      </w:r>
+      <w:r>
+        <w:rPr>
+          <w:rFonts w:hint="eastAsia"/>
+        </w:rPr>
+        <w:t>把</w:t>
+      </w:r>
+      <w:proofErr w:type="spellStart"/>
+      <w:r>
+        <w:rPr>
+          <w:rFonts w:hint="eastAsia"/>
+        </w:rPr>
+        <w:t>coupon_stock</w:t>
+      </w:r>
+      <w:proofErr w:type="spellEnd"/>
+      <w:r>
+        <w:rPr>
+          <w:rFonts w:hint="eastAsia"/>
+        </w:rPr>
+        <w:t>的數量加回去，就可以變成正確的數值</w:t>
+      </w:r>
+      <w:r>
+        <w:lastRenderedPageBreak/>
+        <w:drawing>
+          <wp:inline distT="0" distB="0" distL="0" distR="0" wp14:anchorId="5BCF523B" wp14:editId="3B928038">
+            <wp:extent cx="4601217" cy="1047896"/>
+            <wp:effectExtent l="0" t="0" r="8890" b="0"/>
+            <wp:docPr id="1929634453" name="圖片 1"/>
+            <wp:cNvGraphicFramePr>
+              <a:graphicFrameLocks xmlns:a="http://schemas.openxmlformats.org/drawingml/2006/main" noChangeAspect="1"/>
+            </wp:cNvGraphicFramePr>
+            <a:graphic xmlns:a="http://schemas.openxmlformats.org/drawingml/2006/main">
+              <a:graphicData uri="http://schemas.openxmlformats.org/drawingml/2006/picture">
+                <pic:pic xmlns:pic="http://schemas.openxmlformats.org/drawingml/2006/picture">
+                  <pic:nvPicPr>
+                    <pic:cNvPr id="1929634453" name=""/>
+                    <pic:cNvPicPr/>
+                  </pic:nvPicPr>
+                  <pic:blipFill>
+                    <a:blip r:embed="rId10"/>
+                    <a:stretch>
+                      <a:fillRect/>
+                    </a:stretch>
+                  </pic:blipFill>
+                  <pic:spPr>
+                    <a:xfrm>
+                      <a:off x="0" y="0"/>
+                      <a:ext cx="4601217" cy="1047896"/>
+                    </a:xfrm>
+                    <a:prstGeom prst="rect">
+                      <a:avLst/>
+                    </a:prstGeom>
+                  </pic:spPr>
+                </pic:pic>
+              </a:graphicData>
+            </a:graphic>
+          </wp:inline>
+        </w:drawing>
+      </w:r>
+    </w:p>
+    <w:p>
+      <w:pPr>
+        <w:rPr>
+          <w:rFonts w:hint="eastAsia"/>
+        </w:rPr>
+      </w:pPr>
+      <w:r>
+        <w:rPr>
+          <w:rFonts w:hint="eastAsia"/>
+        </w:rPr>
+        <w:t>而目前結果出現中間會有</w:t>
+      </w:r>
+      <w:proofErr w:type="spellStart"/>
+      <w:r>
+        <w:rPr>
+          <w:rFonts w:hint="eastAsia"/>
+        </w:rPr>
+        <w:t>redis_sold_out</w:t>
+      </w:r>
+      <w:proofErr w:type="spellEnd"/>
+      <w:r>
+        <w:rPr>
+          <w:rFonts w:hint="eastAsia"/>
+        </w:rPr>
+        <w:t>的原因是因為</w:t>
+      </w:r>
+      <w:r>
+        <w:rPr>
+          <w:rFonts w:hint="eastAsia"/>
+        </w:rPr>
+        <w:t>這些</w:t>
+      </w:r>
+      <w:r>
+        <w:rPr>
+          <w:rFonts w:hint="eastAsia"/>
+        </w:rPr>
+        <w:t>request</w:t>
+      </w:r>
+      <w:r>
+        <w:rPr>
+          <w:rFonts w:hint="eastAsia"/>
+        </w:rPr>
+        <w:t>並非序列的發出，而是併發，因此會出現前者還在計算但後者已經</w:t>
+      </w:r>
+      <w:r>
+        <w:t>s</w:t>
+      </w:r>
+      <w:r>
+        <w:rPr>
+          <w:rFonts w:hint="eastAsia"/>
+        </w:rPr>
+        <w:t>uccess</w:t>
+      </w:r>
+      <w:r>
+        <w:rPr>
+          <w:rFonts w:hint="eastAsia"/>
+        </w:rPr>
+        <w:t>的情況</w:t>
+      </w:r>
+    </w:p>
+    <w:p>
+      <w:r>
+        <w:drawing>
+          <wp:inline distT="0" distB="0" distL="0" distR="0" wp14:anchorId="6E73657D" wp14:editId="28D6AEA7">
+            <wp:extent cx="5274310" cy="3736340"/>
+            <wp:effectExtent l="0" t="0" r="2540" b="0"/>
+            <wp:docPr id="1764771013" name="圖片 1"/>
+            <wp:cNvGraphicFramePr>
+              <a:graphicFrameLocks xmlns:a="http://schemas.openxmlformats.org/drawingml/2006/main" noChangeAspect="1"/>
+            </wp:cNvGraphicFramePr>
+            <a:graphic xmlns:a="http://schemas.openxmlformats.org/drawingml/2006/main">
+              <a:graphicData uri="http://schemas.openxmlformats.org/drawingml/2006/picture">
+                <pic:pic xmlns:pic="http://schemas.openxmlformats.org/drawingml/2006/picture">
+                  <pic:nvPicPr>
+                    <pic:cNvPr id="1764771013" name=""/>
+                    <pic:cNvPicPr/>
+                  </pic:nvPicPr>
+                  <pic:blipFill>
+                    <a:blip r:embed="rId11"/>
+                    <a:stretch>
+                      <a:fillRect/>
+                    </a:stretch>
+                  </pic:blipFill>
+                  <pic:spPr>
+                    <a:xfrm>
+                      <a:off x="0" y="0"/>
+                      <a:ext cx="5274310" cy="3736340"/>
+                    </a:xfrm>
+                    <a:prstGeom prst="rect">
+                      <a:avLst/>
+                    </a:prstGeom>
+                  </pic:spPr>
+                </pic:pic>
+              </a:graphicData>
+            </a:graphic>
+          </wp:inline>
+        </w:drawing>
+      </w:r>
+    </w:p>
+    <w:p>
+      <w:pPr>
+        <w:rPr>
+          <w:rFonts w:hint="eastAsia"/>
+        </w:rPr>
+      </w:pPr>
+    </w:p>
+    <w:p/>
     <w:sectPr>
       <w:pgSz w:w="11906" w:h="16838"/>
       <w:pgMar w:top="1440" w:right="1800" w:bottom="1440" w:left="1800" w:header="851" w:footer="992" w:gutter="0"/>

--- a/銀行優惠券專案.docx
+++ b/銀行優惠券專案.docx
@@ -369,11 +369,6 @@
     </w:p>
     <w:p/>
     <w:p>
-      <w:pPr>
-        <w:rPr>
-          <w:rFonts w:hint="eastAsia"/>
-        </w:rPr>
-      </w:pPr>
       <w:r>
         <w:rPr>
           <w:rFonts w:hint="eastAsia"/>
@@ -445,11 +440,6 @@
       </w:r>
     </w:p>
     <w:p>
-      <w:pPr>
-        <w:rPr>
-          <w:rFonts w:hint="eastAsia"/>
-        </w:rPr>
-      </w:pPr>
       <w:r>
         <w:rPr>
           <w:rFonts w:hint="eastAsia"/>
@@ -736,6 +726,9 @@
         <w:t>，</w:t>
       </w:r>
       <w:r>
+        <w:rPr>
+          <w:noProof/>
+        </w:rPr>
         <w:drawing>
           <wp:inline distT="0" distB="0" distL="0" distR="0" wp14:anchorId="7CA05094" wp14:editId="5B023B81">
             <wp:extent cx="5274310" cy="3057525"/>
@@ -775,6 +768,9 @@
     </w:p>
     <w:p>
       <w:r>
+        <w:rPr>
+          <w:noProof/>
+        </w:rPr>
         <w:drawing>
           <wp:inline distT="0" distB="0" distL="0" distR="0" wp14:anchorId="506665F2" wp14:editId="0361D4FA">
             <wp:extent cx="4848902" cy="1057423"/>
@@ -872,6 +868,9 @@
         <w:t>的數量加回去，就可以變成正確的數值</w:t>
       </w:r>
       <w:r>
+        <w:rPr>
+          <w:noProof/>
+        </w:rPr>
         <w:lastRenderedPageBreak/>
         <w:drawing>
           <wp:inline distT="0" distB="0" distL="0" distR="0" wp14:anchorId="5BCF523B" wp14:editId="3B928038">
@@ -911,16 +910,17 @@
       </w:r>
     </w:p>
     <w:p>
-      <w:pPr>
-        <w:rPr>
-          <w:rFonts w:hint="eastAsia"/>
-        </w:rPr>
-      </w:pPr>
-      <w:r>
-        <w:rPr>
-          <w:rFonts w:hint="eastAsia"/>
-        </w:rPr>
-        <w:t>而目前結果出現中間會有</w:t>
+      <w:r>
+        <w:rPr>
+          <w:rFonts w:hint="eastAsia"/>
+        </w:rPr>
+        <w:t>但這樣</w:t>
+      </w:r>
+      <w:r>
+        <w:rPr>
+          <w:rFonts w:hint="eastAsia"/>
+        </w:rPr>
+        <w:t>結果出現中間會有</w:t>
       </w:r>
       <w:proofErr w:type="spellStart"/>
       <w:r>
@@ -971,7 +971,15 @@
       </w:r>
     </w:p>
     <w:p>
-      <w:r>
+      <w:pPr>
+        <w:rPr>
+          <w:rFonts w:hint="eastAsia"/>
+        </w:rPr>
+      </w:pPr>
+      <w:r>
+        <w:rPr>
+          <w:noProof/>
+        </w:rPr>
         <w:drawing>
           <wp:inline distT="0" distB="0" distL="0" distR="0" wp14:anchorId="6E73657D" wp14:editId="28D6AEA7">
             <wp:extent cx="5274310" cy="3736340"/>
@@ -1010,12 +1018,128 @@
       </w:r>
     </w:p>
     <w:p>
+      <w:r>
+        <w:rPr>
+          <w:rFonts w:hint="eastAsia"/>
+        </w:rPr>
+        <w:t>我把</w:t>
+      </w:r>
+      <w:proofErr w:type="spellStart"/>
+      <w:r>
+        <w:rPr>
+          <w:rFonts w:hint="eastAsia"/>
+        </w:rPr>
+        <w:t>doClaimOnce</w:t>
+      </w:r>
+      <w:proofErr w:type="spellEnd"/>
+      <w:r>
+        <w:rPr>
+          <w:rFonts w:hint="eastAsia"/>
+        </w:rPr>
+        <w:t>的</w:t>
+      </w:r>
+      <w:proofErr w:type="spellStart"/>
+      <w:r>
+        <w:rPr>
+          <w:rFonts w:hint="eastAsia"/>
+        </w:rPr>
+        <w:t>redis</w:t>
+      </w:r>
+      <w:proofErr w:type="spellEnd"/>
+      <w:r>
+        <w:rPr>
+          <w:rFonts w:hint="eastAsia"/>
+        </w:rPr>
+        <w:t>部分</w:t>
+      </w:r>
+      <w:proofErr w:type="gramStart"/>
+      <w:r>
+        <w:rPr>
+          <w:rFonts w:hint="eastAsia"/>
+        </w:rPr>
+        <w:t>分</w:t>
+      </w:r>
+      <w:proofErr w:type="gramEnd"/>
+      <w:r>
+        <w:rPr>
+          <w:rFonts w:hint="eastAsia"/>
+        </w:rPr>
+        <w:t>到</w:t>
+      </w:r>
+      <w:r>
+        <w:rPr>
+          <w:rFonts w:hint="eastAsia"/>
+        </w:rPr>
+        <w:t>claim</w:t>
+      </w:r>
+      <w:r>
+        <w:rPr>
+          <w:rFonts w:hint="eastAsia"/>
+        </w:rPr>
+        <w:t>，目的是為了避免在測試時混淆，不確定到底問題出在哪，拆解後便可將</w:t>
+      </w:r>
+      <w:proofErr w:type="spellStart"/>
+      <w:r>
+        <w:rPr>
+          <w:rFonts w:hint="eastAsia"/>
+        </w:rPr>
+        <w:t>doClaimOnce</w:t>
+      </w:r>
+      <w:proofErr w:type="spellEnd"/>
+      <w:r>
+        <w:rPr>
+          <w:rFonts w:hint="eastAsia"/>
+        </w:rPr>
+        <w:t>專注於核心帳</w:t>
+      </w:r>
+      <w:proofErr w:type="gramStart"/>
+      <w:r>
+        <w:rPr>
+          <w:rFonts w:hint="eastAsia"/>
+        </w:rPr>
+        <w:t>務</w:t>
+      </w:r>
+      <w:proofErr w:type="gramEnd"/>
+      <w:r>
+        <w:rPr>
+          <w:rFonts w:hint="eastAsia"/>
+        </w:rPr>
+        <w:t>邏輯的處理</w:t>
+      </w:r>
+    </w:p>
+    <w:p>
+      <w:pPr>
+        <w:rPr>
+          <w:rFonts w:hint="eastAsia"/>
+        </w:rPr>
+      </w:pPr>
+      <w:r>
+        <w:rPr>
+          <w:rFonts w:hint="eastAsia"/>
+        </w:rPr>
+        <w:t>並且將原本</w:t>
+      </w:r>
+      <w:r>
+        <w:rPr>
+          <w:rFonts w:hint="eastAsia"/>
+        </w:rPr>
+        <w:t>decrement</w:t>
+      </w:r>
+      <w:r>
+        <w:rPr>
+          <w:rFonts w:hint="eastAsia"/>
+        </w:rPr>
+        <w:t>的</w:t>
+      </w:r>
+    </w:p>
+    <w:p>
       <w:pPr>
         <w:rPr>
           <w:rFonts w:hint="eastAsia"/>
         </w:rPr>
       </w:pPr>
     </w:p>
+    <w:p/>
     <w:p/>
     <w:sectPr>
       <w:pgSz w:w="11906" w:h="16838"/>
@@ -1632,6 +1756,7 @@
   <w:style w:type="character" w:default="1" w:styleId="a0">
     <w:name w:val="Default Paragraph Font"/>
     <w:uiPriority w:val="1"/>
+    <w:semiHidden/>
     <w:unhideWhenUsed/>
   </w:style>
   <w:style w:type="table" w:default="1" w:styleId="a1">

--- a/銀行優惠券專案.docx
+++ b/銀行優惠券專案.docx
@@ -31,7 +31,7 @@
                     <pic:cNvPicPr/>
                   </pic:nvPicPr>
                   <pic:blipFill>
-                    <a:blip r:embed="rId4"/>
+                    <a:blip r:embed="rId5"/>
                     <a:stretch>
                       <a:fillRect/>
                     </a:stretch>
@@ -107,7 +107,7 @@
                     <pic:cNvPicPr/>
                   </pic:nvPicPr>
                   <pic:blipFill>
-                    <a:blip r:embed="rId5"/>
+                    <a:blip r:embed="rId6"/>
                     <a:stretch>
                       <a:fillRect/>
                     </a:stretch>
@@ -265,7 +265,7 @@
                     <pic:cNvPicPr/>
                   </pic:nvPicPr>
                   <pic:blipFill>
-                    <a:blip r:embed="rId6"/>
+                    <a:blip r:embed="rId7"/>
                     <a:stretch>
                       <a:fillRect/>
                     </a:stretch>
@@ -346,7 +346,7 @@
                     <pic:cNvPicPr/>
                   </pic:nvPicPr>
                   <pic:blipFill>
-                    <a:blip r:embed="rId7"/>
+                    <a:blip r:embed="rId8"/>
                     <a:stretch>
                       <a:fillRect/>
                     </a:stretch>
@@ -745,7 +745,7 @@
                     <pic:cNvPicPr/>
                   </pic:nvPicPr>
                   <pic:blipFill>
-                    <a:blip r:embed="rId8"/>
+                    <a:blip r:embed="rId9"/>
                     <a:stretch>
                       <a:fillRect/>
                     </a:stretch>
@@ -787,7 +787,7 @@
                     <pic:cNvPicPr/>
                   </pic:nvPicPr>
                   <pic:blipFill>
-                    <a:blip r:embed="rId9"/>
+                    <a:blip r:embed="rId10"/>
                     <a:stretch>
                       <a:fillRect/>
                     </a:stretch>
@@ -888,7 +888,7 @@
                     <pic:cNvPicPr/>
                   </pic:nvPicPr>
                   <pic:blipFill>
-                    <a:blip r:embed="rId10"/>
+                    <a:blip r:embed="rId11"/>
                     <a:stretch>
                       <a:fillRect/>
                     </a:stretch>
@@ -971,11 +971,6 @@
       </w:r>
     </w:p>
     <w:p>
-      <w:pPr>
-        <w:rPr>
-          <w:rFonts w:hint="eastAsia"/>
-        </w:rPr>
-      </w:pPr>
       <w:r>
         <w:rPr>
           <w:noProof/>
@@ -996,7 +991,7 @@
                     <pic:cNvPicPr/>
                   </pic:nvPicPr>
                   <pic:blipFill>
-                    <a:blip r:embed="rId11"/>
+                    <a:blip r:embed="rId12"/>
                     <a:stretch>
                       <a:fillRect/>
                     </a:stretch>
@@ -1076,7 +1071,13 @@
         <w:rPr>
           <w:rFonts w:hint="eastAsia"/>
         </w:rPr>
-        <w:t>，目的是為了避免在測試時混淆，不確定到底問題出在哪，拆解後便可將</w:t>
+        <w:t>，</w:t>
+      </w:r>
+      <w:r>
+        <w:rPr>
+          <w:rFonts w:hint="eastAsia"/>
+        </w:rPr>
+        <w:t>拆解後便可將</w:t>
       </w:r>
       <w:proofErr w:type="spellStart"/>
       <w:r>
@@ -1106,9 +1107,101 @@
         </w:rPr>
         <w:t>邏輯的處理</w:t>
       </w:r>
-    </w:p>
+      <w:r>
+        <w:rPr>
+          <w:rFonts w:hint="eastAsia"/>
+        </w:rPr>
+        <w:t>，避免</w:t>
+      </w:r>
+      <w:r>
+        <w:rPr>
+          <w:rFonts w:hint="eastAsia"/>
+        </w:rPr>
+        <w:t>增加</w:t>
+      </w:r>
+      <w:r>
+        <w:rPr>
+          <w:rFonts w:hint="eastAsia"/>
+        </w:rPr>
+        <w:t>除錯的複雜性</w:t>
+      </w:r>
+    </w:p>
+    <w:p>
+      <w:r>
+        <w:rPr>
+          <w:rFonts w:hint="eastAsia"/>
+        </w:rPr>
+        <w:t>以下為用</w:t>
+      </w:r>
+      <w:r>
+        <w:rPr>
+          <w:rFonts w:hint="eastAsia"/>
+        </w:rPr>
+        <w:t>JMeter</w:t>
+      </w:r>
+      <w:r>
+        <w:rPr>
+          <w:rFonts w:hint="eastAsia"/>
+        </w:rPr>
+        <w:t>進行壓力測試以及併發機制模擬</w:t>
+      </w:r>
+    </w:p>
+    <w:p>
+      <w:r>
+        <w:rPr>
+          <w:rFonts w:hint="eastAsia"/>
+        </w:rPr>
+        <w:t>測試條件</w:t>
+      </w:r>
+    </w:p>
+    <w:p>
+      <w:r>
+        <w:drawing>
+          <wp:inline distT="0" distB="0" distL="0" distR="0" wp14:anchorId="40A5C62D" wp14:editId="23B5F6CC">
+            <wp:extent cx="5274310" cy="822960"/>
+            <wp:effectExtent l="0" t="0" r="2540" b="0"/>
+            <wp:docPr id="1681256" name="圖片 1"/>
+            <wp:cNvGraphicFramePr>
+              <a:graphicFrameLocks xmlns:a="http://schemas.openxmlformats.org/drawingml/2006/main" noChangeAspect="1"/>
+            </wp:cNvGraphicFramePr>
+            <a:graphic xmlns:a="http://schemas.openxmlformats.org/drawingml/2006/main">
+              <a:graphicData uri="http://schemas.openxmlformats.org/drawingml/2006/picture">
+                <pic:pic xmlns:pic="http://schemas.openxmlformats.org/drawingml/2006/picture">
+                  <pic:nvPicPr>
+                    <pic:cNvPr id="1681256" name=""/>
+                    <pic:cNvPicPr/>
+                  </pic:nvPicPr>
+                  <pic:blipFill>
+                    <a:blip r:embed="rId13"/>
+                    <a:stretch>
+                      <a:fillRect/>
+                    </a:stretch>
+                  </pic:blipFill>
+                  <pic:spPr>
+                    <a:xfrm>
+                      <a:off x="0" y="0"/>
+                      <a:ext cx="5274310" cy="822960"/>
+                    </a:xfrm>
+                    <a:prstGeom prst="rect">
+                      <a:avLst/>
+                    </a:prstGeom>
+                  </pic:spPr>
+                </pic:pic>
+              </a:graphicData>
+            </a:graphic>
+          </wp:inline>
+        </w:drawing>
+      </w:r>
+    </w:p>
+    <w:p/>
+    <w:p/>
     <w:p>
       <w:pPr>
+        <w:pStyle w:val="a9"/>
+        <w:numPr>
+          <w:ilvl w:val="0"/>
+          <w:numId w:val="1"/>
+        </w:numPr>
         <w:rPr>
           <w:rFonts w:hint="eastAsia"/>
         </w:rPr>
@@ -1117,19 +1210,232 @@
         <w:rPr>
           <w:rFonts w:hint="eastAsia"/>
         </w:rPr>
-        <w:t>並且將原本</w:t>
-      </w:r>
-      <w:r>
-        <w:rPr>
-          <w:rFonts w:hint="eastAsia"/>
-        </w:rPr>
-        <w:t>decrement</w:t>
-      </w:r>
-      <w:r>
-        <w:rPr>
-          <w:rFonts w:hint="eastAsia"/>
-        </w:rPr>
-        <w:t>的</w:t>
+        <w:lastRenderedPageBreak/>
+        <w:t>error rate</w:t>
+      </w:r>
+      <w:r>
+        <w:rPr>
+          <w:rFonts w:hint="eastAsia"/>
+        </w:rPr>
+        <w:t>為</w:t>
+      </w:r>
+      <w:r>
+        <w:rPr>
+          <w:rFonts w:hint="eastAsia"/>
+        </w:rPr>
+        <w:t>15.15%</w:t>
+      </w:r>
+      <w:r>
+        <w:rPr>
+          <w:rFonts w:hint="eastAsia"/>
+        </w:rPr>
+        <w:t>，有點過高，</w:t>
+      </w:r>
+      <w:r>
+        <w:rPr>
+          <w:rFonts w:hint="eastAsia"/>
+        </w:rPr>
+        <w:t>且平均為</w:t>
+      </w:r>
+      <w:r>
+        <w:rPr>
+          <w:rFonts w:hint="eastAsia"/>
+        </w:rPr>
+        <w:t>3.478s</w:t>
+      </w:r>
+      <w:r>
+        <w:rPr>
+          <w:rFonts w:hint="eastAsia"/>
+        </w:rPr>
+        <w:t>，但中位數</w:t>
+      </w:r>
+      <w:r>
+        <w:t>1</w:t>
+      </w:r>
+      <w:r>
+        <w:rPr>
+          <w:rFonts w:hint="eastAsia"/>
+        </w:rPr>
+        <w:t>.667s</w:t>
+      </w:r>
+      <w:r>
+        <w:rPr>
+          <w:rFonts w:hint="eastAsia"/>
+        </w:rPr>
+        <w:t>，代表有一大批拖延很長時間，而</w:t>
+      </w:r>
+      <w:r>
+        <w:t>p</w:t>
+      </w:r>
+      <w:r>
+        <w:rPr>
+          <w:rFonts w:hint="eastAsia"/>
+        </w:rPr>
+        <w:t>r90</w:t>
+      </w:r>
+      <w:r>
+        <w:rPr>
+          <w:rFonts w:hint="eastAsia"/>
+        </w:rPr>
+        <w:t>、</w:t>
+      </w:r>
+      <w:r>
+        <w:rPr>
+          <w:rFonts w:hint="eastAsia"/>
+        </w:rPr>
+        <w:t>95</w:t>
+      </w:r>
+      <w:r>
+        <w:rPr>
+          <w:rFonts w:hint="eastAsia"/>
+        </w:rPr>
+        <w:t>、</w:t>
+      </w:r>
+      <w:r>
+        <w:rPr>
+          <w:rFonts w:hint="eastAsia"/>
+        </w:rPr>
+        <w:t>98</w:t>
+      </w:r>
+      <w:r>
+        <w:rPr>
+          <w:rFonts w:hint="eastAsia"/>
+        </w:rPr>
+        <w:t>的也都是超高</w:t>
+      </w:r>
+      <w:r>
+        <w:t>l</w:t>
+      </w:r>
+      <w:r>
+        <w:rPr>
+          <w:rFonts w:hint="eastAsia"/>
+        </w:rPr>
+        <w:t>atency</w:t>
+      </w:r>
+      <w:r>
+        <w:rPr>
+          <w:rFonts w:hint="eastAsia"/>
+        </w:rPr>
+        <w:t>，而且</w:t>
+      </w:r>
+      <w:proofErr w:type="spellStart"/>
+      <w:r>
+        <w:rPr>
+          <w:rFonts w:hint="eastAsia"/>
+        </w:rPr>
+        <w:t>Min~Max</w:t>
+      </w:r>
+      <w:proofErr w:type="spellEnd"/>
+      <w:r>
+        <w:rPr>
+          <w:rFonts w:hint="eastAsia"/>
+        </w:rPr>
+        <w:t>的範圍為</w:t>
+      </w:r>
+      <w:r>
+        <w:rPr>
+          <w:rFonts w:hint="eastAsia"/>
+        </w:rPr>
+        <w:t>1~8.873s</w:t>
+      </w:r>
+      <w:r>
+        <w:rPr>
+          <w:rFonts w:hint="eastAsia"/>
+        </w:rPr>
+        <w:t>，代表系統處理請求得</w:t>
+      </w:r>
+      <w:r>
+        <w:t>l</w:t>
+      </w:r>
+      <w:r>
+        <w:rPr>
+          <w:rFonts w:hint="eastAsia"/>
+        </w:rPr>
+        <w:t>atency</w:t>
+      </w:r>
+      <w:r>
+        <w:rPr>
+          <w:rFonts w:hint="eastAsia"/>
+        </w:rPr>
+        <w:t>很不穩定，目前打算先解決</w:t>
+      </w:r>
+      <w:r>
+        <w:t>e</w:t>
+      </w:r>
+      <w:r>
+        <w:rPr>
+          <w:rFonts w:hint="eastAsia"/>
+        </w:rPr>
+        <w:t>rror</w:t>
+      </w:r>
+      <w:r>
+        <w:rPr>
+          <w:rFonts w:hint="eastAsia"/>
+        </w:rPr>
+        <w:t>問題，先確認狀態碼知道是哪種</w:t>
+      </w:r>
+      <w:r>
+        <w:rPr>
+          <w:rFonts w:hint="eastAsia"/>
+        </w:rPr>
+        <w:t>error</w:t>
+      </w:r>
+      <w:r>
+        <w:rPr>
+          <w:rFonts w:hint="eastAsia"/>
+        </w:rPr>
+        <w:t>導致有這些</w:t>
+      </w:r>
+      <w:r>
+        <w:rPr>
+          <w:rFonts w:hint="eastAsia"/>
+        </w:rPr>
+        <w:t>error</w:t>
+      </w:r>
+      <w:r>
+        <w:rPr>
+          <w:rFonts w:hint="eastAsia"/>
+        </w:rPr>
+        <w:t>的產生</w:t>
+      </w:r>
+    </w:p>
+    <w:p>
+      <w:r>
+        <w:drawing>
+          <wp:inline distT="0" distB="0" distL="0" distR="0" wp14:anchorId="2E68BA29" wp14:editId="0AE43741">
+            <wp:extent cx="5274310" cy="476250"/>
+            <wp:effectExtent l="0" t="0" r="2540" b="0"/>
+            <wp:docPr id="1317971214" name="圖片 1"/>
+            <wp:cNvGraphicFramePr>
+              <a:graphicFrameLocks xmlns:a="http://schemas.openxmlformats.org/drawingml/2006/main" noChangeAspect="1"/>
+            </wp:cNvGraphicFramePr>
+            <a:graphic xmlns:a="http://schemas.openxmlformats.org/drawingml/2006/main">
+              <a:graphicData uri="http://schemas.openxmlformats.org/drawingml/2006/picture">
+                <pic:pic xmlns:pic="http://schemas.openxmlformats.org/drawingml/2006/picture">
+                  <pic:nvPicPr>
+                    <pic:cNvPr id="1317971214" name=""/>
+                    <pic:cNvPicPr/>
+                  </pic:nvPicPr>
+                  <pic:blipFill>
+                    <a:blip r:embed="rId14"/>
+                    <a:stretch>
+                      <a:fillRect/>
+                    </a:stretch>
+                  </pic:blipFill>
+                  <pic:spPr>
+                    <a:xfrm>
+                      <a:off x="0" y="0"/>
+                      <a:ext cx="5274310" cy="476250"/>
+                    </a:xfrm>
+                    <a:prstGeom prst="rect">
+                      <a:avLst/>
+                    </a:prstGeom>
+                  </pic:spPr>
+                </pic:pic>
+              </a:graphicData>
+            </a:graphic>
+          </wp:inline>
+        </w:drawing>
       </w:r>
     </w:p>
     <w:p>
@@ -1138,7 +1444,387 @@
           <w:rFonts w:hint="eastAsia"/>
         </w:rPr>
       </w:pPr>
-    </w:p>
+      <w:r>
+        <w:drawing>
+          <wp:inline distT="0" distB="0" distL="0" distR="0" wp14:anchorId="33F74AF8" wp14:editId="3103CD82">
+            <wp:extent cx="2086266" cy="1028844"/>
+            <wp:effectExtent l="0" t="0" r="0" b="0"/>
+            <wp:docPr id="1885119102" name="圖片 1"/>
+            <wp:cNvGraphicFramePr>
+              <a:graphicFrameLocks xmlns:a="http://schemas.openxmlformats.org/drawingml/2006/main" noChangeAspect="1"/>
+            </wp:cNvGraphicFramePr>
+            <a:graphic xmlns:a="http://schemas.openxmlformats.org/drawingml/2006/main">
+              <a:graphicData uri="http://schemas.openxmlformats.org/drawingml/2006/picture">
+                <pic:pic xmlns:pic="http://schemas.openxmlformats.org/drawingml/2006/picture">
+                  <pic:nvPicPr>
+                    <pic:cNvPr id="1885119102" name=""/>
+                    <pic:cNvPicPr/>
+                  </pic:nvPicPr>
+                  <pic:blipFill>
+                    <a:blip r:embed="rId15"/>
+                    <a:stretch>
+                      <a:fillRect/>
+                    </a:stretch>
+                  </pic:blipFill>
+                  <pic:spPr>
+                    <a:xfrm>
+                      <a:off x="0" y="0"/>
+                      <a:ext cx="2086266" cy="1028844"/>
+                    </a:xfrm>
+                    <a:prstGeom prst="rect">
+                      <a:avLst/>
+                    </a:prstGeom>
+                  </pic:spPr>
+                </pic:pic>
+              </a:graphicData>
+            </a:graphic>
+          </wp:inline>
+        </w:drawing>
+      </w:r>
+      <w:r>
+        <w:drawing>
+          <wp:inline distT="0" distB="0" distL="0" distR="0" wp14:anchorId="7CB0C92A" wp14:editId="4C2982A4">
+            <wp:extent cx="2971800" cy="672465"/>
+            <wp:effectExtent l="0" t="0" r="0" b="0"/>
+            <wp:docPr id="1228404710" name="圖片 1"/>
+            <wp:cNvGraphicFramePr>
+              <a:graphicFrameLocks xmlns:a="http://schemas.openxmlformats.org/drawingml/2006/main" noChangeAspect="1"/>
+            </wp:cNvGraphicFramePr>
+            <a:graphic xmlns:a="http://schemas.openxmlformats.org/drawingml/2006/main">
+              <a:graphicData uri="http://schemas.openxmlformats.org/drawingml/2006/picture">
+                <pic:pic xmlns:pic="http://schemas.openxmlformats.org/drawingml/2006/picture">
+                  <pic:nvPicPr>
+                    <pic:cNvPr id="1228404710" name=""/>
+                    <pic:cNvPicPr/>
+                  </pic:nvPicPr>
+                  <pic:blipFill>
+                    <a:blip r:embed="rId16"/>
+                    <a:stretch>
+                      <a:fillRect/>
+                    </a:stretch>
+                  </pic:blipFill>
+                  <pic:spPr>
+                    <a:xfrm>
+                      <a:off x="0" y="0"/>
+                      <a:ext cx="3007963" cy="680648"/>
+                    </a:xfrm>
+                    <a:prstGeom prst="rect">
+                      <a:avLst/>
+                    </a:prstGeom>
+                  </pic:spPr>
+                </pic:pic>
+              </a:graphicData>
+            </a:graphic>
+          </wp:inline>
+        </w:drawing>
+      </w:r>
+      <w:r>
+        <w:drawing>
+          <wp:inline distT="0" distB="0" distL="0" distR="0" wp14:anchorId="08D7DBD5" wp14:editId="0A1B07E6">
+            <wp:extent cx="3766542" cy="438150"/>
+            <wp:effectExtent l="0" t="0" r="5715" b="0"/>
+            <wp:docPr id="514319769" name="圖片 1"/>
+            <wp:cNvGraphicFramePr>
+              <a:graphicFrameLocks xmlns:a="http://schemas.openxmlformats.org/drawingml/2006/main" noChangeAspect="1"/>
+            </wp:cNvGraphicFramePr>
+            <a:graphic xmlns:a="http://schemas.openxmlformats.org/drawingml/2006/main">
+              <a:graphicData uri="http://schemas.openxmlformats.org/drawingml/2006/picture">
+                <pic:pic xmlns:pic="http://schemas.openxmlformats.org/drawingml/2006/picture">
+                  <pic:nvPicPr>
+                    <pic:cNvPr id="514319769" name=""/>
+                    <pic:cNvPicPr/>
+                  </pic:nvPicPr>
+                  <pic:blipFill>
+                    <a:blip r:embed="rId17"/>
+                    <a:stretch>
+                      <a:fillRect/>
+                    </a:stretch>
+                  </pic:blipFill>
+                  <pic:spPr>
+                    <a:xfrm>
+                      <a:off x="0" y="0"/>
+                      <a:ext cx="3814326" cy="443709"/>
+                    </a:xfrm>
+                    <a:prstGeom prst="rect">
+                      <a:avLst/>
+                    </a:prstGeom>
+                  </pic:spPr>
+                </pic:pic>
+              </a:graphicData>
+            </a:graphic>
+          </wp:inline>
+        </w:drawing>
+      </w:r>
+    </w:p>
+    <w:p>
+      <w:pPr>
+        <w:pStyle w:val="a9"/>
+        <w:numPr>
+          <w:ilvl w:val="0"/>
+          <w:numId w:val="1"/>
+        </w:numPr>
+      </w:pPr>
+      <w:r>
+        <w:rPr>
+          <w:rFonts w:hint="eastAsia"/>
+        </w:rPr>
+        <w:t>具體</w:t>
+      </w:r>
+      <w:r>
+        <w:rPr>
+          <w:rFonts w:hint="eastAsia"/>
+        </w:rPr>
+        <w:t>error</w:t>
+      </w:r>
+      <w:r>
+        <w:rPr>
+          <w:rFonts w:hint="eastAsia"/>
+        </w:rPr>
+        <w:t>解法</w:t>
+      </w:r>
+      <w:r>
+        <w:rPr>
+          <w:rFonts w:hint="eastAsia"/>
+        </w:rPr>
+        <w:t>：</w:t>
+      </w:r>
+    </w:p>
+    <w:p>
+      <w:r>
+        <w:rPr>
+          <w:rFonts w:hint="eastAsia"/>
+        </w:rPr>
+        <w:t>出現</w:t>
+      </w:r>
+    </w:p>
+    <w:p>
+      <w:proofErr w:type="gramStart"/>
+      <w:r>
+        <w:t>Non HTTP</w:t>
+      </w:r>
+      <w:proofErr w:type="gramEnd"/>
+      <w:r>
+        <w:t xml:space="preserve"> response code: </w:t>
+      </w:r>
+      <w:proofErr w:type="spellStart"/>
+      <w:proofErr w:type="gramStart"/>
+      <w:r>
+        <w:t>org.apache</w:t>
+      </w:r>
+      <w:proofErr w:type="gramEnd"/>
+      <w:r>
+        <w:t>.</w:t>
+      </w:r>
+      <w:proofErr w:type="gramStart"/>
+      <w:r>
+        <w:t>http.conn</w:t>
+      </w:r>
+      <w:proofErr w:type="gramEnd"/>
+      <w:r>
+        <w:t>.HttpHostConnectException</w:t>
+      </w:r>
+      <w:proofErr w:type="spellEnd"/>
+    </w:p>
+    <w:p>
+      <w:proofErr w:type="gramStart"/>
+      <w:r>
+        <w:t>Non HTTP</w:t>
+      </w:r>
+      <w:proofErr w:type="gramEnd"/>
+      <w:r>
+        <w:t xml:space="preserve"> response message: Connect to localhost:8080 failed: Connection refused</w:t>
+      </w:r>
+    </w:p>
+    <w:p>
+      <w:proofErr w:type="spellStart"/>
+      <w:r>
+        <w:rPr>
+          <w:rFonts w:hint="eastAsia"/>
+        </w:rPr>
+        <w:t>J</w:t>
+      </w:r>
+      <w:r>
+        <w:t>M</w:t>
+      </w:r>
+      <w:r>
+        <w:rPr>
+          <w:rFonts w:hint="eastAsia"/>
+        </w:rPr>
+        <w:t>ter</w:t>
+      </w:r>
+      <w:proofErr w:type="spellEnd"/>
+      <w:r>
+        <w:rPr>
+          <w:rFonts w:hint="eastAsia"/>
+        </w:rPr>
+        <w:t>要連接</w:t>
+      </w:r>
+      <w:r>
+        <w:rPr>
+          <w:rFonts w:hint="eastAsia"/>
+        </w:rPr>
+        <w:t>localhost</w:t>
+      </w:r>
+      <w:r>
+        <w:rPr>
+          <w:rFonts w:hint="eastAsia"/>
+        </w:rPr>
+        <w:t>：</w:t>
+      </w:r>
+      <w:r>
+        <w:rPr>
+          <w:rFonts w:hint="eastAsia"/>
+        </w:rPr>
+        <w:t>8080</w:t>
+      </w:r>
+      <w:r>
+        <w:rPr>
+          <w:rFonts w:hint="eastAsia"/>
+        </w:rPr>
+        <w:t>，但沒有成功連接，</w:t>
+      </w:r>
+      <w:r>
+        <w:br/>
+      </w:r>
+      <w:r>
+        <w:rPr>
+          <w:rFonts w:hint="eastAsia"/>
+        </w:rPr>
+        <w:t>問題：</w:t>
+      </w:r>
+    </w:p>
+    <w:p>
+      <w:r>
+        <w:rPr>
+          <w:rFonts w:hint="eastAsia"/>
+        </w:rPr>
+        <w:t>1.</w:t>
+      </w:r>
+      <w:r>
+        <w:rPr>
+          <w:rFonts w:hint="eastAsia"/>
+        </w:rPr>
+        <w:t>後端承受不住</w:t>
+      </w:r>
+    </w:p>
+    <w:p>
+      <w:r>
+        <w:rPr>
+          <w:rFonts w:hint="eastAsia"/>
+        </w:rPr>
+        <w:t>2.</w:t>
+      </w:r>
+      <w:r>
+        <w:rPr>
+          <w:rFonts w:hint="eastAsia"/>
+        </w:rPr>
+        <w:t>連線數超過限制</w:t>
+      </w:r>
+    </w:p>
+    <w:p>
+      <w:pPr>
+        <w:rPr>
+          <w:rFonts w:hint="eastAsia"/>
+        </w:rPr>
+      </w:pPr>
+      <w:r>
+        <w:rPr>
+          <w:rFonts w:hint="eastAsia"/>
+        </w:rPr>
+        <w:t>(</w:t>
+      </w:r>
+      <w:r>
+        <w:rPr>
+          <w:rFonts w:hint="eastAsia"/>
+        </w:rPr>
+        <w:t>可能是問題</w:t>
+      </w:r>
+      <w:r>
+        <w:rPr>
+          <w:rFonts w:hint="eastAsia"/>
+        </w:rPr>
+        <w:t>)</w:t>
+      </w:r>
+      <w:r>
+        <w:rPr>
+          <w:rFonts w:hint="eastAsia"/>
+        </w:rPr>
+        <w:t>推測</w:t>
+      </w:r>
+      <w:r>
+        <w:t>為</w:t>
+      </w:r>
+      <w:r>
+        <w:t xml:space="preserve"> thread pool </w:t>
+      </w:r>
+      <w:r>
+        <w:t>或資料庫瓶頸造成</w:t>
+      </w:r>
+    </w:p>
+    <w:p>
+      <w:pPr>
+        <w:rPr>
+          <w:rFonts w:hint="eastAsia"/>
+        </w:rPr>
+      </w:pPr>
+      <w:r>
+        <w:drawing>
+          <wp:inline distT="0" distB="0" distL="0" distR="0" wp14:anchorId="0644F769" wp14:editId="68A7030E">
+            <wp:extent cx="5274310" cy="871220"/>
+            <wp:effectExtent l="0" t="0" r="2540" b="5080"/>
+            <wp:docPr id="191851880" name="圖片 1"/>
+            <wp:cNvGraphicFramePr>
+              <a:graphicFrameLocks xmlns:a="http://schemas.openxmlformats.org/drawingml/2006/main" noChangeAspect="1"/>
+            </wp:cNvGraphicFramePr>
+            <a:graphic xmlns:a="http://schemas.openxmlformats.org/drawingml/2006/main">
+              <a:graphicData uri="http://schemas.openxmlformats.org/drawingml/2006/picture">
+                <pic:pic xmlns:pic="http://schemas.openxmlformats.org/drawingml/2006/picture">
+                  <pic:nvPicPr>
+                    <pic:cNvPr id="191851880" name=""/>
+                    <pic:cNvPicPr/>
+                  </pic:nvPicPr>
+                  <pic:blipFill>
+                    <a:blip r:embed="rId18"/>
+                    <a:stretch>
+                      <a:fillRect/>
+                    </a:stretch>
+                  </pic:blipFill>
+                  <pic:spPr>
+                    <a:xfrm>
+                      <a:off x="0" y="0"/>
+                      <a:ext cx="5274310" cy="871220"/>
+                    </a:xfrm>
+                    <a:prstGeom prst="rect">
+                      <a:avLst/>
+                    </a:prstGeom>
+                  </pic:spPr>
+                </pic:pic>
+              </a:graphicData>
+            </a:graphic>
+          </wp:inline>
+        </w:drawing>
+      </w:r>
+    </w:p>
+    <w:p>
+      <w:pPr>
+        <w:rPr>
+          <w:rFonts w:hint="eastAsia"/>
+        </w:rPr>
+      </w:pPr>
+      <w:r>
+        <w:rPr>
+          <w:rFonts w:hint="eastAsia"/>
+        </w:rPr>
+        <w:t>3.latency</w:t>
+      </w:r>
+      <w:r>
+        <w:rPr>
+          <w:rFonts w:hint="eastAsia"/>
+        </w:rPr>
+        <w:t>解法：</w:t>
+      </w:r>
+    </w:p>
+    <w:p/>
     <w:p/>
     <w:p/>
     <w:sectPr>
@@ -1149,6 +1835,195 @@
     </w:sectPr>
   </w:body>
 </w:document>
+</file>
+
+<file path=word/numbering.xml><?xml version="1.0" encoding="utf-8"?>
+<w:numbering xmlns:wpc="http://schemas.microsoft.com/office/word/2010/wordprocessingCanvas" xmlns:cx="http://schemas.microsoft.com/office/drawing/2014/chartex" xmlns:cx1="http://schemas.microsoft.com/office/drawing/2015/9/8/chartex" xmlns:cx2="http://schemas.microsoft.com/office/drawing/2015/10/21/chartex" xmlns:cx3="http://schemas.microsoft.com/office/drawing/2016/5/9/chartex" xmlns:cx4="http://schemas.microsoft.com/office/drawing/2016/5/10/chartex" xmlns:cx5="http://schemas.microsoft.com/office/drawing/2016/5/11/chartex" xmlns:cx6="http://schemas.microsoft.com/office/drawing/2016/5/12/chartex" xmlns:cx7="http://schemas.microsoft.com/office/drawing/2016/5/13/chartex" xmlns:cx8="http://schemas.microsoft.com/office/drawing/2016/5/14/chartex" xmlns:mc="http://schemas.openxmlformats.org/markup-compatibility/2006" xmlns:aink="http://schemas.microsoft.com/office/drawing/2016/ink" xmlns:am3d="http://schemas.microsoft.com/office/drawing/2017/model3d" xmlns:o="urn:schemas-microsoft-com:office:office" xmlns:oel="http://schemas.microsoft.com/office/2019/extlst" xmlns:r="http://schemas.openxmlformats.org/officeDocument/2006/relationships" xmlns:m="http://schemas.openxmlformats.org/officeDocument/2006/math" xmlns:v="urn:schemas-microsoft-com:vml" xmlns:wp14="http://schemas.microsoft.com/office/word/2010/wordprocessingDrawing" xmlns:wp="http://schemas.openxmlformats.org/drawingml/2006/wordprocessingDrawing" xmlns:w10="urn:schemas-microsoft-com:office:word" xmlns:w="http://schemas.openxmlformats.org/wordprocessingml/2006/main" xmlns:w14="http://schemas.microsoft.com/office/word/2010/wordml" xmlns:w15="http://schemas.microsoft.com/office/word/2012/wordml" xmlns:w16cex="http://schemas.microsoft.com/office/word/2018/wordml/cex" xmlns:w16cid="http://schemas.microsoft.com/office/word/2016/wordml/cid" xmlns:w16="http://schemas.microsoft.com/office/word/2018/wordml" xmlns:w16du="http://schemas.microsoft.com/office/word/2023/wordml/word16du" xmlns:w16sdtdh="http://schemas.microsoft.com/office/word/2020/wordml/sdtdatahash" xmlns:w16sdtfl="http://schemas.microsoft.com/office/word/2024/wordml/sdtformatlock" xmlns:w16se="http://schemas.microsoft.com/office/word/2015/wordml/symex" xmlns:wpg="http://schemas.microsoft.com/office/word/2010/wordprocessingGroup" xmlns:wpi="http://schemas.microsoft.com/office/word/2010/wordprocessingInk" xmlns:wne="http://schemas.microsoft.com/office/word/2006/wordml" xmlns:wps="http://schemas.microsoft.com/office/word/2010/wordprocessingShape" mc:Ignorable="w14 w15 w16se w16cid w16 w16cex w16sdtdh w16sdtfl w16du wp14">
+  <w:abstractNum w:abstractNumId="0" w15:restartNumberingAfterBreak="0">
+    <w:nsid w:val="20AE7CAA"/>
+    <w:multiLevelType w:val="hybridMultilevel"/>
+    <w:tmpl w:val="3F90C14C"/>
+    <w:lvl w:ilvl="0" w:tplc="16B2F832">
+      <w:start w:val="1"/>
+      <w:numFmt w:val="decimal"/>
+      <w:lvlText w:val="%1."/>
+      <w:lvlJc w:val="left"/>
+      <w:pPr>
+        <w:ind w:left="360" w:hanging="360"/>
+      </w:pPr>
+      <w:rPr>
+        <w:rFonts w:hint="default"/>
+      </w:rPr>
+    </w:lvl>
+    <w:lvl w:ilvl="1" w:tplc="04090019" w:tentative="1">
+      <w:start w:val="1"/>
+      <w:numFmt w:val="ideographTraditional"/>
+      <w:lvlText w:val="%2、"/>
+      <w:lvlJc w:val="left"/>
+      <w:pPr>
+        <w:ind w:left="960" w:hanging="480"/>
+      </w:pPr>
+    </w:lvl>
+    <w:lvl w:ilvl="2" w:tplc="0409001B" w:tentative="1">
+      <w:start w:val="1"/>
+      <w:numFmt w:val="lowerRoman"/>
+      <w:lvlText w:val="%3."/>
+      <w:lvlJc w:val="right"/>
+      <w:pPr>
+        <w:ind w:left="1440" w:hanging="480"/>
+      </w:pPr>
+    </w:lvl>
+    <w:lvl w:ilvl="3" w:tplc="0409000F" w:tentative="1">
+      <w:start w:val="1"/>
+      <w:numFmt w:val="decimal"/>
+      <w:lvlText w:val="%4."/>
+      <w:lvlJc w:val="left"/>
+      <w:pPr>
+        <w:ind w:left="1920" w:hanging="480"/>
+      </w:pPr>
+    </w:lvl>
+    <w:lvl w:ilvl="4" w:tplc="04090019" w:tentative="1">
+      <w:start w:val="1"/>
+      <w:numFmt w:val="ideographTraditional"/>
+      <w:lvlText w:val="%5、"/>
+      <w:lvlJc w:val="left"/>
+      <w:pPr>
+        <w:ind w:left="2400" w:hanging="480"/>
+      </w:pPr>
+    </w:lvl>
+    <w:lvl w:ilvl="5" w:tplc="0409001B" w:tentative="1">
+      <w:start w:val="1"/>
+      <w:numFmt w:val="lowerRoman"/>
+      <w:lvlText w:val="%6."/>
+      <w:lvlJc w:val="right"/>
+      <w:pPr>
+        <w:ind w:left="2880" w:hanging="480"/>
+      </w:pPr>
+    </w:lvl>
+    <w:lvl w:ilvl="6" w:tplc="0409000F" w:tentative="1">
+      <w:start w:val="1"/>
+      <w:numFmt w:val="decimal"/>
+      <w:lvlText w:val="%7."/>
+      <w:lvlJc w:val="left"/>
+      <w:pPr>
+        <w:ind w:left="3360" w:hanging="480"/>
+      </w:pPr>
+    </w:lvl>
+    <w:lvl w:ilvl="7" w:tplc="04090019" w:tentative="1">
+      <w:start w:val="1"/>
+      <w:numFmt w:val="ideographTraditional"/>
+      <w:lvlText w:val="%8、"/>
+      <w:lvlJc w:val="left"/>
+      <w:pPr>
+        <w:ind w:left="3840" w:hanging="480"/>
+      </w:pPr>
+    </w:lvl>
+    <w:lvl w:ilvl="8" w:tplc="0409001B" w:tentative="1">
+      <w:start w:val="1"/>
+      <w:numFmt w:val="lowerRoman"/>
+      <w:lvlText w:val="%9."/>
+      <w:lvlJc w:val="right"/>
+      <w:pPr>
+        <w:ind w:left="4320" w:hanging="480"/>
+      </w:pPr>
+    </w:lvl>
+  </w:abstractNum>
+  <w:abstractNum w:abstractNumId="1" w15:restartNumberingAfterBreak="0">
+    <w:nsid w:val="43D62EBB"/>
+    <w:multiLevelType w:val="hybridMultilevel"/>
+    <w:tmpl w:val="E67CE086"/>
+    <w:lvl w:ilvl="0" w:tplc="5D702710">
+      <w:start w:val="1"/>
+      <w:numFmt w:val="decimal"/>
+      <w:lvlText w:val="%1."/>
+      <w:lvlJc w:val="left"/>
+      <w:pPr>
+        <w:ind w:left="360" w:hanging="360"/>
+      </w:pPr>
+      <w:rPr>
+        <w:rFonts w:hint="default"/>
+      </w:rPr>
+    </w:lvl>
+    <w:lvl w:ilvl="1" w:tplc="04090019" w:tentative="1">
+      <w:start w:val="1"/>
+      <w:numFmt w:val="ideographTraditional"/>
+      <w:lvlText w:val="%2、"/>
+      <w:lvlJc w:val="left"/>
+      <w:pPr>
+        <w:ind w:left="960" w:hanging="480"/>
+      </w:pPr>
+    </w:lvl>
+    <w:lvl w:ilvl="2" w:tplc="0409001B" w:tentative="1">
+      <w:start w:val="1"/>
+      <w:numFmt w:val="lowerRoman"/>
+      <w:lvlText w:val="%3."/>
+      <w:lvlJc w:val="right"/>
+      <w:pPr>
+        <w:ind w:left="1440" w:hanging="480"/>
+      </w:pPr>
+    </w:lvl>
+    <w:lvl w:ilvl="3" w:tplc="0409000F" w:tentative="1">
+      <w:start w:val="1"/>
+      <w:numFmt w:val="decimal"/>
+      <w:lvlText w:val="%4."/>
+      <w:lvlJc w:val="left"/>
+      <w:pPr>
+        <w:ind w:left="1920" w:hanging="480"/>
+      </w:pPr>
+    </w:lvl>
+    <w:lvl w:ilvl="4" w:tplc="04090019" w:tentative="1">
+      <w:start w:val="1"/>
+      <w:numFmt w:val="ideographTraditional"/>
+      <w:lvlText w:val="%5、"/>
+      <w:lvlJc w:val="left"/>
+      <w:pPr>
+        <w:ind w:left="2400" w:hanging="480"/>
+      </w:pPr>
+    </w:lvl>
+    <w:lvl w:ilvl="5" w:tplc="0409001B" w:tentative="1">
+      <w:start w:val="1"/>
+      <w:numFmt w:val="lowerRoman"/>
+      <w:lvlText w:val="%6."/>
+      <w:lvlJc w:val="right"/>
+      <w:pPr>
+        <w:ind w:left="2880" w:hanging="480"/>
+      </w:pPr>
+    </w:lvl>
+    <w:lvl w:ilvl="6" w:tplc="0409000F" w:tentative="1">
+      <w:start w:val="1"/>
+      <w:numFmt w:val="decimal"/>
+      <w:lvlText w:val="%7."/>
+      <w:lvlJc w:val="left"/>
+      <w:pPr>
+        <w:ind w:left="3360" w:hanging="480"/>
+      </w:pPr>
+    </w:lvl>
+    <w:lvl w:ilvl="7" w:tplc="04090019" w:tentative="1">
+      <w:start w:val="1"/>
+      <w:numFmt w:val="ideographTraditional"/>
+      <w:lvlText w:val="%8、"/>
+      <w:lvlJc w:val="left"/>
+      <w:pPr>
+        <w:ind w:left="3840" w:hanging="480"/>
+      </w:pPr>
+    </w:lvl>
+    <w:lvl w:ilvl="8" w:tplc="0409001B" w:tentative="1">
+      <w:start w:val="1"/>
+      <w:numFmt w:val="lowerRoman"/>
+      <w:lvlText w:val="%9."/>
+      <w:lvlJc w:val="right"/>
+      <w:pPr>
+        <w:ind w:left="4320" w:hanging="480"/>
+      </w:pPr>
+    </w:lvl>
+  </w:abstractNum>
+  <w:num w:numId="1" w16cid:durableId="941062182">
+    <w:abstractNumId w:val="0"/>
+  </w:num>
+  <w:num w:numId="2" w16cid:durableId="2092580662">
+    <w:abstractNumId w:val="1"/>
+  </w:num>
+</w:numbering>
 </file>
 
 <file path=word/styles.xml><?xml version="1.0" encoding="utf-8"?>
@@ -1756,7 +2631,6 @@
   <w:style w:type="character" w:default="1" w:styleId="a0">
     <w:name w:val="Default Paragraph Font"/>
     <w:uiPriority w:val="1"/>
-    <w:semiHidden/>
     <w:unhideWhenUsed/>
   </w:style>
   <w:style w:type="table" w:default="1" w:styleId="a1">

--- a/銀行優惠券專案.docx
+++ b/銀行優惠券專案.docx
@@ -219,21 +219,7 @@
         <w:rPr>
           <w:rFonts w:hint="eastAsia"/>
         </w:rPr>
-        <w:t>，而無法測試</w:t>
-      </w:r>
-      <w:proofErr w:type="gramStart"/>
-      <w:r>
-        <w:rPr>
-          <w:rFonts w:hint="eastAsia"/>
-        </w:rPr>
-        <w:t>樂觀鎖有沒有</w:t>
-      </w:r>
-      <w:proofErr w:type="gramEnd"/>
-      <w:r>
-        <w:rPr>
-          <w:rFonts w:hint="eastAsia"/>
-        </w:rPr>
-        <w:t>啟用</w:t>
+        <w:t>，而無法測試樂觀鎖有沒有啟用</w:t>
       </w:r>
     </w:p>
     <w:p>
@@ -423,16 +409,8 @@
         <w:rPr>
           <w:rFonts w:hint="eastAsia"/>
         </w:rPr>
-        <w:t>張優惠</w:t>
-      </w:r>
-      <w:proofErr w:type="gramStart"/>
-      <w:r>
-        <w:rPr>
-          <w:rFonts w:hint="eastAsia"/>
-        </w:rPr>
-        <w:t>券</w:t>
-      </w:r>
-      <w:proofErr w:type="gramEnd"/>
+        <w:t>張優惠券</w:t>
+      </w:r>
     </w:p>
     <w:p>
       <w:r>
@@ -604,19 +582,11 @@
         </w:rPr>
         <w:t>retry</w:t>
       </w:r>
-      <w:proofErr w:type="gramStart"/>
-      <w:r>
-        <w:rPr>
-          <w:rFonts w:hint="eastAsia"/>
-        </w:rPr>
-        <w:t>沒有加回數字</w:t>
-      </w:r>
-      <w:proofErr w:type="gramEnd"/>
-      <w:r>
-        <w:rPr>
-          <w:rFonts w:hint="eastAsia"/>
-        </w:rPr>
-        <w:t>，導致</w:t>
+      <w:r>
+        <w:rPr>
+          <w:rFonts w:hint="eastAsia"/>
+        </w:rPr>
+        <w:t>沒有加回數字，導致</w:t>
       </w:r>
       <w:r>
         <w:t>g</w:t>
@@ -647,19 +617,11 @@
         </w:rPr>
         <w:t>retry</w:t>
       </w:r>
-      <w:proofErr w:type="gramStart"/>
-      <w:r>
-        <w:rPr>
-          <w:rFonts w:hint="eastAsia"/>
-        </w:rPr>
-        <w:t>而重跑</w:t>
-      </w:r>
-      <w:proofErr w:type="gramEnd"/>
-      <w:r>
-        <w:rPr>
-          <w:rFonts w:hint="eastAsia"/>
-        </w:rPr>
-        <w:t>，然後同一筆指令最多跑三次，</w:t>
+      <w:r>
+        <w:rPr>
+          <w:rFonts w:hint="eastAsia"/>
+        </w:rPr>
+        <w:t>而重跑，然後同一筆指令最多跑三次，</w:t>
       </w:r>
       <w:proofErr w:type="spellStart"/>
       <w:r>
@@ -1045,21 +1007,7 @@
         <w:rPr>
           <w:rFonts w:hint="eastAsia"/>
         </w:rPr>
-        <w:t>部分</w:t>
-      </w:r>
-      <w:proofErr w:type="gramStart"/>
-      <w:r>
-        <w:rPr>
-          <w:rFonts w:hint="eastAsia"/>
-        </w:rPr>
-        <w:t>分</w:t>
-      </w:r>
-      <w:proofErr w:type="gramEnd"/>
-      <w:r>
-        <w:rPr>
-          <w:rFonts w:hint="eastAsia"/>
-        </w:rPr>
-        <w:t>到</w:t>
+        <w:t>部分分到</w:t>
       </w:r>
       <w:r>
         <w:rPr>
@@ -1091,21 +1039,7 @@
         <w:rPr>
           <w:rFonts w:hint="eastAsia"/>
         </w:rPr>
-        <w:t>專注於核心帳</w:t>
-      </w:r>
-      <w:proofErr w:type="gramStart"/>
-      <w:r>
-        <w:rPr>
-          <w:rFonts w:hint="eastAsia"/>
-        </w:rPr>
-        <w:t>務</w:t>
-      </w:r>
-      <w:proofErr w:type="gramEnd"/>
-      <w:r>
-        <w:rPr>
-          <w:rFonts w:hint="eastAsia"/>
-        </w:rPr>
-        <w:t>邏輯的處理</w:t>
+        <w:t>專注於核心帳務邏輯的處理</w:t>
       </w:r>
       <w:r>
         <w:rPr>
@@ -1131,6 +1065,54 @@
         <w:rPr>
           <w:rFonts w:hint="eastAsia"/>
         </w:rPr>
+        <w:t>完成</w:t>
+      </w:r>
+      <w:r>
+        <w:rPr>
+          <w:rFonts w:hint="eastAsia"/>
+        </w:rPr>
+        <w:t>併發條件下</w:t>
+      </w:r>
+      <w:proofErr w:type="spellStart"/>
+      <w:r>
+        <w:rPr>
+          <w:rFonts w:hint="eastAsia"/>
+        </w:rPr>
+        <w:t>redis</w:t>
+      </w:r>
+      <w:proofErr w:type="spellEnd"/>
+      <w:r>
+        <w:rPr>
+          <w:rFonts w:hint="eastAsia"/>
+        </w:rPr>
+        <w:t>和資料庫</w:t>
+      </w:r>
+      <w:r>
+        <w:rPr>
+          <w:rFonts w:hint="eastAsia"/>
+        </w:rPr>
+        <w:t>領券數量一致性</w:t>
+      </w:r>
+    </w:p>
+    <w:p>
+      <w:pPr>
+        <w:rPr>
+          <w:rFonts w:hint="eastAsia"/>
+        </w:rPr>
+      </w:pPr>
+    </w:p>
+    <w:p>
+      <w:pPr>
+        <w:rPr>
+          <w:rFonts w:hint="eastAsia"/>
+        </w:rPr>
+      </w:pPr>
+    </w:p>
+    <w:p>
+      <w:r>
+        <w:rPr>
+          <w:rFonts w:hint="eastAsia"/>
+        </w:rPr>
         <w:t>以下為用</w:t>
       </w:r>
       <w:r>
@@ -1156,11 +1138,12 @@
     </w:p>
     <w:p>
       <w:r>
+        <w:lastRenderedPageBreak/>
         <w:drawing>
-          <wp:inline distT="0" distB="0" distL="0" distR="0" wp14:anchorId="40A5C62D" wp14:editId="23B5F6CC">
-            <wp:extent cx="5274310" cy="822960"/>
+          <wp:inline distT="0" distB="0" distL="0" distR="0" wp14:anchorId="03CD09D5" wp14:editId="4300BABB">
+            <wp:extent cx="5274310" cy="1075690"/>
             <wp:effectExtent l="0" t="0" r="2540" b="0"/>
-            <wp:docPr id="1681256" name="圖片 1"/>
+            <wp:docPr id="923005943" name="圖片 1"/>
             <wp:cNvGraphicFramePr>
               <a:graphicFrameLocks xmlns:a="http://schemas.openxmlformats.org/drawingml/2006/main" noChangeAspect="1"/>
             </wp:cNvGraphicFramePr>
@@ -1168,7 +1151,7 @@
               <a:graphicData uri="http://schemas.openxmlformats.org/drawingml/2006/picture">
                 <pic:pic xmlns:pic="http://schemas.openxmlformats.org/drawingml/2006/picture">
                   <pic:nvPicPr>
-                    <pic:cNvPr id="1681256" name=""/>
+                    <pic:cNvPr id="923005943" name=""/>
                     <pic:cNvPicPr/>
                   </pic:nvPicPr>
                   <pic:blipFill>
@@ -1180,7 +1163,7 @@
                   <pic:spPr>
                     <a:xfrm>
                       <a:off x="0" y="0"/>
-                      <a:ext cx="5274310" cy="822960"/>
+                      <a:ext cx="5274310" cy="1075690"/>
                     </a:xfrm>
                     <a:prstGeom prst="rect">
                       <a:avLst/>
@@ -1194,14 +1177,8 @@
       </w:r>
     </w:p>
     <w:p/>
-    <w:p/>
     <w:p>
       <w:pPr>
-        <w:pStyle w:val="a9"/>
-        <w:numPr>
-          <w:ilvl w:val="0"/>
-          <w:numId w:val="1"/>
-        </w:numPr>
         <w:rPr>
           <w:rFonts w:hint="eastAsia"/>
         </w:rPr>
@@ -1210,202 +1187,16 @@
         <w:rPr>
           <w:rFonts w:hint="eastAsia"/>
         </w:rPr>
-        <w:lastRenderedPageBreak/>
-        <w:t>error rate</w:t>
-      </w:r>
-      <w:r>
-        <w:rPr>
-          <w:rFonts w:hint="eastAsia"/>
-        </w:rPr>
-        <w:t>為</w:t>
-      </w:r>
-      <w:r>
-        <w:rPr>
-          <w:rFonts w:hint="eastAsia"/>
-        </w:rPr>
-        <w:t>15.15%</w:t>
-      </w:r>
-      <w:r>
-        <w:rPr>
-          <w:rFonts w:hint="eastAsia"/>
-        </w:rPr>
-        <w:t>，有點過高，</w:t>
-      </w:r>
-      <w:r>
-        <w:rPr>
-          <w:rFonts w:hint="eastAsia"/>
-        </w:rPr>
-        <w:t>且平均為</w:t>
-      </w:r>
-      <w:r>
-        <w:rPr>
-          <w:rFonts w:hint="eastAsia"/>
-        </w:rPr>
-        <w:t>3.478s</w:t>
-      </w:r>
-      <w:r>
-        <w:rPr>
-          <w:rFonts w:hint="eastAsia"/>
-        </w:rPr>
-        <w:t>，但中位數</w:t>
-      </w:r>
-      <w:r>
-        <w:t>1</w:t>
-      </w:r>
-      <w:r>
-        <w:rPr>
-          <w:rFonts w:hint="eastAsia"/>
-        </w:rPr>
-        <w:t>.667s</w:t>
-      </w:r>
-      <w:r>
-        <w:rPr>
-          <w:rFonts w:hint="eastAsia"/>
-        </w:rPr>
-        <w:t>，代表有一大批拖延很長時間，而</w:t>
-      </w:r>
-      <w:r>
-        <w:t>p</w:t>
-      </w:r>
-      <w:r>
-        <w:rPr>
-          <w:rFonts w:hint="eastAsia"/>
-        </w:rPr>
-        <w:t>r90</w:t>
-      </w:r>
-      <w:r>
-        <w:rPr>
-          <w:rFonts w:hint="eastAsia"/>
-        </w:rPr>
-        <w:t>、</w:t>
-      </w:r>
-      <w:r>
-        <w:rPr>
-          <w:rFonts w:hint="eastAsia"/>
-        </w:rPr>
-        <w:t>95</w:t>
-      </w:r>
-      <w:r>
-        <w:rPr>
-          <w:rFonts w:hint="eastAsia"/>
-        </w:rPr>
-        <w:t>、</w:t>
-      </w:r>
-      <w:r>
-        <w:rPr>
-          <w:rFonts w:hint="eastAsia"/>
-        </w:rPr>
-        <w:t>98</w:t>
-      </w:r>
-      <w:r>
-        <w:rPr>
-          <w:rFonts w:hint="eastAsia"/>
-        </w:rPr>
-        <w:t>的也都是超高</w:t>
-      </w:r>
-      <w:r>
-        <w:t>l</w:t>
-      </w:r>
-      <w:r>
-        <w:rPr>
-          <w:rFonts w:hint="eastAsia"/>
-        </w:rPr>
-        <w:t>atency</w:t>
-      </w:r>
-      <w:r>
-        <w:rPr>
-          <w:rFonts w:hint="eastAsia"/>
-        </w:rPr>
-        <w:t>，而且</w:t>
-      </w:r>
-      <w:proofErr w:type="spellStart"/>
-      <w:r>
-        <w:rPr>
-          <w:rFonts w:hint="eastAsia"/>
-        </w:rPr>
-        <w:t>Min~Max</w:t>
-      </w:r>
-      <w:proofErr w:type="spellEnd"/>
-      <w:r>
-        <w:rPr>
-          <w:rFonts w:hint="eastAsia"/>
-        </w:rPr>
-        <w:t>的範圍為</w:t>
-      </w:r>
-      <w:r>
-        <w:rPr>
-          <w:rFonts w:hint="eastAsia"/>
-        </w:rPr>
-        <w:t>1~8.873s</w:t>
-      </w:r>
-      <w:r>
-        <w:rPr>
-          <w:rFonts w:hint="eastAsia"/>
-        </w:rPr>
-        <w:t>，代表系統處理請求得</w:t>
-      </w:r>
-      <w:r>
-        <w:t>l</w:t>
-      </w:r>
-      <w:r>
-        <w:rPr>
-          <w:rFonts w:hint="eastAsia"/>
-        </w:rPr>
-        <w:t>atency</w:t>
-      </w:r>
-      <w:r>
-        <w:rPr>
-          <w:rFonts w:hint="eastAsia"/>
-        </w:rPr>
-        <w:t>很不穩定，目前打算先解決</w:t>
-      </w:r>
-      <w:r>
-        <w:t>e</w:t>
-      </w:r>
-      <w:r>
-        <w:rPr>
-          <w:rFonts w:hint="eastAsia"/>
-        </w:rPr>
-        <w:t>rror</w:t>
-      </w:r>
-      <w:r>
-        <w:rPr>
-          <w:rFonts w:hint="eastAsia"/>
-        </w:rPr>
-        <w:t>問題，先確認狀態碼知道是哪種</w:t>
-      </w:r>
-      <w:r>
-        <w:rPr>
-          <w:rFonts w:hint="eastAsia"/>
-        </w:rPr>
-        <w:t>error</w:t>
-      </w:r>
-      <w:r>
-        <w:rPr>
-          <w:rFonts w:hint="eastAsia"/>
-        </w:rPr>
-        <w:t>導致有這些</w:t>
-      </w:r>
-      <w:r>
-        <w:rPr>
-          <w:rFonts w:hint="eastAsia"/>
-        </w:rPr>
-        <w:t>error</w:t>
-      </w:r>
-      <w:r>
-        <w:rPr>
-          <w:rFonts w:hint="eastAsia"/>
-        </w:rPr>
-        <w:t>的產生</w:t>
+        <w:t>結果</w:t>
       </w:r>
     </w:p>
     <w:p>
       <w:r>
         <w:drawing>
-          <wp:inline distT="0" distB="0" distL="0" distR="0" wp14:anchorId="2E68BA29" wp14:editId="0AE43741">
-            <wp:extent cx="5274310" cy="476250"/>
+          <wp:inline distT="0" distB="0" distL="0" distR="0" wp14:anchorId="49B33A85" wp14:editId="7A30587A">
+            <wp:extent cx="5274310" cy="515620"/>
             <wp:effectExtent l="0" t="0" r="2540" b="0"/>
-            <wp:docPr id="1317971214" name="圖片 1"/>
+            <wp:docPr id="842458781" name="圖片 1"/>
             <wp:cNvGraphicFramePr>
               <a:graphicFrameLocks xmlns:a="http://schemas.openxmlformats.org/drawingml/2006/main" noChangeAspect="1"/>
             </wp:cNvGraphicFramePr>
@@ -1413,7 +1204,7 @@
               <a:graphicData uri="http://schemas.openxmlformats.org/drawingml/2006/picture">
                 <pic:pic xmlns:pic="http://schemas.openxmlformats.org/drawingml/2006/picture">
                   <pic:nvPicPr>
-                    <pic:cNvPr id="1317971214" name=""/>
+                    <pic:cNvPr id="842458781" name=""/>
                     <pic:cNvPicPr/>
                   </pic:nvPicPr>
                   <pic:blipFill>
@@ -1425,7 +1216,7 @@
                   <pic:spPr>
                     <a:xfrm>
                       <a:off x="0" y="0"/>
-                      <a:ext cx="5274310" cy="476250"/>
+                      <a:ext cx="5274310" cy="515620"/>
                     </a:xfrm>
                     <a:prstGeom prst="rect">
                       <a:avLst/>
@@ -1439,17 +1230,12 @@
       </w:r>
     </w:p>
     <w:p>
-      <w:pPr>
-        <w:rPr>
-          <w:rFonts w:hint="eastAsia"/>
-        </w:rPr>
-      </w:pPr>
       <w:r>
         <w:drawing>
-          <wp:inline distT="0" distB="0" distL="0" distR="0" wp14:anchorId="33F74AF8" wp14:editId="3103CD82">
-            <wp:extent cx="2086266" cy="1028844"/>
-            <wp:effectExtent l="0" t="0" r="0" b="0"/>
-            <wp:docPr id="1885119102" name="圖片 1"/>
+          <wp:inline distT="0" distB="0" distL="0" distR="0" wp14:anchorId="4E36467E" wp14:editId="133B26C5">
+            <wp:extent cx="4877481" cy="981212"/>
+            <wp:effectExtent l="0" t="0" r="0" b="9525"/>
+            <wp:docPr id="1201253851" name="圖片 1"/>
             <wp:cNvGraphicFramePr>
               <a:graphicFrameLocks xmlns:a="http://schemas.openxmlformats.org/drawingml/2006/main" noChangeAspect="1"/>
             </wp:cNvGraphicFramePr>
@@ -1457,7 +1243,7 @@
               <a:graphicData uri="http://schemas.openxmlformats.org/drawingml/2006/picture">
                 <pic:pic xmlns:pic="http://schemas.openxmlformats.org/drawingml/2006/picture">
                   <pic:nvPicPr>
-                    <pic:cNvPr id="1885119102" name=""/>
+                    <pic:cNvPr id="1201253851" name=""/>
                     <pic:cNvPicPr/>
                   </pic:nvPicPr>
                   <pic:blipFill>
@@ -1469,7 +1255,7 @@
                   <pic:spPr>
                     <a:xfrm>
                       <a:off x="0" y="0"/>
-                      <a:ext cx="2086266" cy="1028844"/>
+                      <a:ext cx="4877481" cy="981212"/>
                     </a:xfrm>
                     <a:prstGeom prst="rect">
                       <a:avLst/>
@@ -1481,12 +1267,14 @@
           </wp:inline>
         </w:drawing>
       </w:r>
+    </w:p>
+    <w:p>
       <w:r>
         <w:drawing>
-          <wp:inline distT="0" distB="0" distL="0" distR="0" wp14:anchorId="7CB0C92A" wp14:editId="4C2982A4">
-            <wp:extent cx="2971800" cy="672465"/>
-            <wp:effectExtent l="0" t="0" r="0" b="0"/>
-            <wp:docPr id="1228404710" name="圖片 1"/>
+          <wp:inline distT="0" distB="0" distL="0" distR="0" wp14:anchorId="08B5EDED" wp14:editId="2449B11F">
+            <wp:extent cx="5274310" cy="448310"/>
+            <wp:effectExtent l="0" t="0" r="2540" b="8890"/>
+            <wp:docPr id="813980616" name="圖片 1"/>
             <wp:cNvGraphicFramePr>
               <a:graphicFrameLocks xmlns:a="http://schemas.openxmlformats.org/drawingml/2006/main" noChangeAspect="1"/>
             </wp:cNvGraphicFramePr>
@@ -1494,7 +1282,7 @@
               <a:graphicData uri="http://schemas.openxmlformats.org/drawingml/2006/picture">
                 <pic:pic xmlns:pic="http://schemas.openxmlformats.org/drawingml/2006/picture">
                   <pic:nvPicPr>
-                    <pic:cNvPr id="1228404710" name=""/>
+                    <pic:cNvPr id="813980616" name=""/>
                     <pic:cNvPicPr/>
                   </pic:nvPicPr>
                   <pic:blipFill>
@@ -1506,7 +1294,7 @@
                   <pic:spPr>
                     <a:xfrm>
                       <a:off x="0" y="0"/>
-                      <a:ext cx="3007963" cy="680648"/>
+                      <a:ext cx="5274310" cy="448310"/>
                     </a:xfrm>
                     <a:prstGeom prst="rect">
                       <a:avLst/>
@@ -1518,12 +1306,20 @@
           </wp:inline>
         </w:drawing>
       </w:r>
+    </w:p>
+    <w:p>
+      <w:pPr>
+        <w:rPr>
+          <w:rFonts w:hint="eastAsia"/>
+          <w:noProof/>
+        </w:rPr>
+      </w:pPr>
       <w:r>
         <w:drawing>
-          <wp:inline distT="0" distB="0" distL="0" distR="0" wp14:anchorId="08D7DBD5" wp14:editId="0A1B07E6">
-            <wp:extent cx="3766542" cy="438150"/>
-            <wp:effectExtent l="0" t="0" r="5715" b="0"/>
-            <wp:docPr id="514319769" name="圖片 1"/>
+          <wp:inline distT="0" distB="0" distL="0" distR="0" wp14:anchorId="3BAA05E6" wp14:editId="04B128D7">
+            <wp:extent cx="3029373" cy="1143160"/>
+            <wp:effectExtent l="0" t="0" r="0" b="0"/>
+            <wp:docPr id="281020452" name="圖片 1"/>
             <wp:cNvGraphicFramePr>
               <a:graphicFrameLocks xmlns:a="http://schemas.openxmlformats.org/drawingml/2006/main" noChangeAspect="1"/>
             </wp:cNvGraphicFramePr>
@@ -1531,7 +1327,7 @@
               <a:graphicData uri="http://schemas.openxmlformats.org/drawingml/2006/picture">
                 <pic:pic xmlns:pic="http://schemas.openxmlformats.org/drawingml/2006/picture">
                   <pic:nvPicPr>
-                    <pic:cNvPr id="514319769" name=""/>
+                    <pic:cNvPr id="281020452" name=""/>
                     <pic:cNvPicPr/>
                   </pic:nvPicPr>
                   <pic:blipFill>
@@ -1543,7 +1339,7 @@
                   <pic:spPr>
                     <a:xfrm>
                       <a:off x="0" y="0"/>
-                      <a:ext cx="3814326" cy="443709"/>
+                      <a:ext cx="3029373" cy="1143160"/>
                     </a:xfrm>
                     <a:prstGeom prst="rect">
                       <a:avLst/>
@@ -1555,224 +1351,18 @@
           </wp:inline>
         </w:drawing>
       </w:r>
-    </w:p>
-    <w:p>
-      <w:pPr>
-        <w:pStyle w:val="a9"/>
-        <w:numPr>
-          <w:ilvl w:val="0"/>
-          <w:numId w:val="1"/>
-        </w:numPr>
-      </w:pPr>
-      <w:r>
-        <w:rPr>
-          <w:rFonts w:hint="eastAsia"/>
-        </w:rPr>
-        <w:t>具體</w:t>
-      </w:r>
-      <w:r>
-        <w:rPr>
-          <w:rFonts w:hint="eastAsia"/>
-        </w:rPr>
-        <w:t>error</w:t>
-      </w:r>
-      <w:r>
-        <w:rPr>
-          <w:rFonts w:hint="eastAsia"/>
-        </w:rPr>
-        <w:t>解法</w:t>
-      </w:r>
-      <w:r>
-        <w:rPr>
-          <w:rFonts w:hint="eastAsia"/>
-        </w:rPr>
-        <w:t>：</w:t>
-      </w:r>
-    </w:p>
-    <w:p>
-      <w:r>
-        <w:rPr>
-          <w:rFonts w:hint="eastAsia"/>
-        </w:rPr>
-        <w:t>出現</w:t>
-      </w:r>
-    </w:p>
-    <w:p>
-      <w:proofErr w:type="gramStart"/>
-      <w:r>
-        <w:t>Non HTTP</w:t>
-      </w:r>
-      <w:proofErr w:type="gramEnd"/>
-      <w:r>
-        <w:t xml:space="preserve"> response code: </w:t>
-      </w:r>
-      <w:proofErr w:type="spellStart"/>
-      <w:proofErr w:type="gramStart"/>
-      <w:r>
-        <w:t>org.apache</w:t>
-      </w:r>
-      <w:proofErr w:type="gramEnd"/>
-      <w:r>
-        <w:t>.</w:t>
-      </w:r>
-      <w:proofErr w:type="gramStart"/>
-      <w:r>
-        <w:t>http.conn</w:t>
-      </w:r>
-      <w:proofErr w:type="gramEnd"/>
-      <w:r>
-        <w:t>.HttpHostConnectException</w:t>
-      </w:r>
-      <w:proofErr w:type="spellEnd"/>
-    </w:p>
-    <w:p>
-      <w:proofErr w:type="gramStart"/>
-      <w:r>
-        <w:t>Non HTTP</w:t>
-      </w:r>
-      <w:proofErr w:type="gramEnd"/>
-      <w:r>
-        <w:t xml:space="preserve"> response message: Connect to localhost:8080 failed: Connection refused</w:t>
-      </w:r>
-    </w:p>
-    <w:p>
-      <w:proofErr w:type="spellStart"/>
-      <w:r>
-        <w:rPr>
-          <w:rFonts w:hint="eastAsia"/>
-        </w:rPr>
-        <w:t>J</w:t>
-      </w:r>
-      <w:r>
-        <w:t>M</w:t>
-      </w:r>
-      <w:r>
-        <w:rPr>
-          <w:rFonts w:hint="eastAsia"/>
-        </w:rPr>
-        <w:t>ter</w:t>
-      </w:r>
-      <w:proofErr w:type="spellEnd"/>
-      <w:r>
-        <w:rPr>
-          <w:rFonts w:hint="eastAsia"/>
-        </w:rPr>
-        <w:t>要連接</w:t>
-      </w:r>
-      <w:r>
-        <w:rPr>
-          <w:rFonts w:hint="eastAsia"/>
-        </w:rPr>
-        <w:t>localhost</w:t>
-      </w:r>
-      <w:r>
-        <w:rPr>
-          <w:rFonts w:hint="eastAsia"/>
-        </w:rPr>
-        <w:t>：</w:t>
-      </w:r>
-      <w:r>
-        <w:rPr>
-          <w:rFonts w:hint="eastAsia"/>
-        </w:rPr>
-        <w:t>8080</w:t>
-      </w:r>
-      <w:r>
-        <w:rPr>
-          <w:rFonts w:hint="eastAsia"/>
-        </w:rPr>
-        <w:t>，但沒有成功連接，</w:t>
-      </w:r>
-      <w:r>
-        <w:br/>
-      </w:r>
-      <w:r>
-        <w:rPr>
-          <w:rFonts w:hint="eastAsia"/>
-        </w:rPr>
-        <w:t>問題：</w:t>
-      </w:r>
-    </w:p>
-    <w:p>
-      <w:r>
-        <w:rPr>
-          <w:rFonts w:hint="eastAsia"/>
-        </w:rPr>
-        <w:t>1.</w:t>
-      </w:r>
-      <w:r>
-        <w:rPr>
-          <w:rFonts w:hint="eastAsia"/>
-        </w:rPr>
-        <w:t>後端承受不住</w:t>
-      </w:r>
-    </w:p>
-    <w:p>
-      <w:r>
-        <w:rPr>
-          <w:rFonts w:hint="eastAsia"/>
-        </w:rPr>
-        <w:t>2.</w:t>
-      </w:r>
-      <w:r>
-        <w:rPr>
-          <w:rFonts w:hint="eastAsia"/>
-        </w:rPr>
-        <w:t>連線數超過限制</w:t>
-      </w:r>
-    </w:p>
-    <w:p>
-      <w:pPr>
-        <w:rPr>
-          <w:rFonts w:hint="eastAsia"/>
-        </w:rPr>
-      </w:pPr>
-      <w:r>
-        <w:rPr>
-          <w:rFonts w:hint="eastAsia"/>
-        </w:rPr>
-        <w:t>(</w:t>
-      </w:r>
-      <w:r>
-        <w:rPr>
-          <w:rFonts w:hint="eastAsia"/>
-        </w:rPr>
-        <w:t>可能是問題</w:t>
-      </w:r>
-      <w:r>
-        <w:rPr>
-          <w:rFonts w:hint="eastAsia"/>
-        </w:rPr>
-        <w:t>)</w:t>
-      </w:r>
-      <w:r>
-        <w:rPr>
-          <w:rFonts w:hint="eastAsia"/>
-        </w:rPr>
-        <w:t>推測</w:t>
-      </w:r>
-      <w:r>
-        <w:t>為</w:t>
-      </w:r>
-      <w:r>
-        <w:t xml:space="preserve"> thread pool </w:t>
-      </w:r>
-      <w:r>
-        <w:t>或資料庫瓶頸造成</w:t>
-      </w:r>
-    </w:p>
-    <w:p>
-      <w:pPr>
-        <w:rPr>
-          <w:rFonts w:hint="eastAsia"/>
-        </w:rPr>
-      </w:pPr>
+      <w:r>
+        <w:rPr>
+          <w:noProof/>
+        </w:rPr>
+        <w:t xml:space="preserve"> </w:t>
+      </w:r>
       <w:r>
         <w:drawing>
-          <wp:inline distT="0" distB="0" distL="0" distR="0" wp14:anchorId="0644F769" wp14:editId="68A7030E">
-            <wp:extent cx="5274310" cy="871220"/>
-            <wp:effectExtent l="0" t="0" r="2540" b="5080"/>
-            <wp:docPr id="191851880" name="圖片 1"/>
+          <wp:inline distT="0" distB="0" distL="0" distR="0" wp14:anchorId="00AA8DEC" wp14:editId="2A133AED">
+            <wp:extent cx="2076740" cy="1114581"/>
+            <wp:effectExtent l="0" t="0" r="0" b="9525"/>
+            <wp:docPr id="1477451839" name="圖片 1"/>
             <wp:cNvGraphicFramePr>
               <a:graphicFrameLocks xmlns:a="http://schemas.openxmlformats.org/drawingml/2006/main" noChangeAspect="1"/>
             </wp:cNvGraphicFramePr>
@@ -1780,7 +1370,7 @@
               <a:graphicData uri="http://schemas.openxmlformats.org/drawingml/2006/picture">
                 <pic:pic xmlns:pic="http://schemas.openxmlformats.org/drawingml/2006/picture">
                   <pic:nvPicPr>
-                    <pic:cNvPr id="191851880" name=""/>
+                    <pic:cNvPr id="1477451839" name=""/>
                     <pic:cNvPicPr/>
                   </pic:nvPicPr>
                   <pic:blipFill>
@@ -1792,7 +1382,7 @@
                   <pic:spPr>
                     <a:xfrm>
                       <a:off x="0" y="0"/>
-                      <a:ext cx="5274310" cy="871220"/>
+                      <a:ext cx="2076740" cy="1114581"/>
                     </a:xfrm>
                     <a:prstGeom prst="rect">
                       <a:avLst/>
@@ -1806,6 +1396,20 @@
       </w:r>
     </w:p>
     <w:p>
+      <w:r>
+        <w:rPr>
+          <w:rFonts w:hint="eastAsia"/>
+        </w:rPr>
+        <w:t>分析</w:t>
+      </w:r>
+      <w:r>
+        <w:rPr>
+          <w:rFonts w:hint="eastAsia"/>
+        </w:rPr>
+        <w:t>(</w:t>
+      </w:r>
+    </w:p>
+    <w:p>
       <w:pPr>
         <w:rPr>
           <w:rFonts w:hint="eastAsia"/>
@@ -1815,18 +1419,411 @@
         <w:rPr>
           <w:rFonts w:hint="eastAsia"/>
         </w:rPr>
-        <w:t>3.latency</w:t>
-      </w:r>
-      <w:r>
-        <w:rPr>
-          <w:rFonts w:hint="eastAsia"/>
-        </w:rPr>
-        <w:t>解法：</w:t>
-      </w:r>
+        <w:t>狀態碼為</w:t>
+      </w:r>
+      <w:r>
+        <w:rPr>
+          <w:rFonts w:hint="eastAsia"/>
+        </w:rPr>
+        <w:t>SUCCESS</w:t>
+      </w:r>
+      <w:r>
+        <w:rPr>
+          <w:rFonts w:hint="eastAsia"/>
+        </w:rPr>
+        <w:t>：</w:t>
+      </w:r>
+      <w:r>
+        <w:rPr>
+          <w:rFonts w:hint="eastAsia"/>
+        </w:rPr>
+        <w:t>38</w:t>
+      </w:r>
+      <w:r>
+        <w:rPr>
+          <w:rFonts w:hint="eastAsia"/>
+        </w:rPr>
+        <w:t>個，</w:t>
+      </w:r>
+      <w:r>
+        <w:t>CONFLICT_TRY_AGAIN</w:t>
+      </w:r>
+      <w:r>
+        <w:rPr>
+          <w:rFonts w:hint="eastAsia"/>
+        </w:rPr>
+        <w:t>：</w:t>
+      </w:r>
+      <w:r>
+        <w:rPr>
+          <w:rFonts w:hint="eastAsia"/>
+        </w:rPr>
+        <w:t>12</w:t>
+      </w:r>
+      <w:r>
+        <w:rPr>
+          <w:rFonts w:hint="eastAsia"/>
+        </w:rPr>
+        <w:t>個</w:t>
+      </w:r>
+      <w:r>
+        <w:rPr>
+          <w:rFonts w:hint="eastAsia"/>
+        </w:rPr>
+        <w:t>(</w:t>
+      </w:r>
+      <w:r>
+        <w:rPr>
+          <w:rFonts w:hint="eastAsia"/>
+        </w:rPr>
+        <w:t>透過</w:t>
+      </w:r>
+      <w:proofErr w:type="spellStart"/>
+      <w:r>
+        <w:rPr>
+          <w:rFonts w:hint="eastAsia"/>
+        </w:rPr>
+        <w:t>result.jtl</w:t>
+      </w:r>
+      <w:proofErr w:type="spellEnd"/>
+      <w:r>
+        <w:rPr>
+          <w:rFonts w:hint="eastAsia"/>
+        </w:rPr>
+        <w:t>轉</w:t>
+      </w:r>
+      <w:r>
+        <w:rPr>
+          <w:rFonts w:hint="eastAsia"/>
+        </w:rPr>
+        <w:t>csv</w:t>
+      </w:r>
+      <w:r>
+        <w:rPr>
+          <w:rFonts w:hint="eastAsia"/>
+        </w:rPr>
+        <w:t>，再用</w:t>
+      </w:r>
+      <w:proofErr w:type="spellStart"/>
+      <w:r>
+        <w:t>c</w:t>
+      </w:r>
+      <w:r>
+        <w:rPr>
+          <w:rFonts w:hint="eastAsia"/>
+        </w:rPr>
+        <w:t>ountIf</w:t>
+      </w:r>
+      <w:proofErr w:type="spellEnd"/>
+      <w:r>
+        <w:rPr>
+          <w:rFonts w:hint="eastAsia"/>
+        </w:rPr>
+        <w:t>公式</w:t>
+      </w:r>
+      <w:r>
+        <w:rPr>
+          <w:rFonts w:hint="eastAsia"/>
+        </w:rPr>
+        <w:t>取得</w:t>
+      </w:r>
+      <w:r>
+        <w:rPr>
+          <w:rFonts w:hint="eastAsia"/>
+        </w:rPr>
+        <w:t>)</w:t>
+      </w:r>
+    </w:p>
+    <w:p>
+      <w:r>
+        <w:drawing>
+          <wp:inline distT="0" distB="0" distL="0" distR="0" wp14:anchorId="5E8A2EFC" wp14:editId="21201073">
+            <wp:extent cx="2310740" cy="1562100"/>
+            <wp:effectExtent l="0" t="0" r="0" b="0"/>
+            <wp:docPr id="2052957429" name="圖片 1"/>
+            <wp:cNvGraphicFramePr>
+              <a:graphicFrameLocks xmlns:a="http://schemas.openxmlformats.org/drawingml/2006/main" noChangeAspect="1"/>
+            </wp:cNvGraphicFramePr>
+            <a:graphic xmlns:a="http://schemas.openxmlformats.org/drawingml/2006/main">
+              <a:graphicData uri="http://schemas.openxmlformats.org/drawingml/2006/picture">
+                <pic:pic xmlns:pic="http://schemas.openxmlformats.org/drawingml/2006/picture">
+                  <pic:nvPicPr>
+                    <pic:cNvPr id="2052957429" name=""/>
+                    <pic:cNvPicPr/>
+                  </pic:nvPicPr>
+                  <pic:blipFill>
+                    <a:blip r:embed="rId19"/>
+                    <a:stretch>
+                      <a:fillRect/>
+                    </a:stretch>
+                  </pic:blipFill>
+                  <pic:spPr>
+                    <a:xfrm>
+                      <a:off x="0" y="0"/>
+                      <a:ext cx="2315917" cy="1565600"/>
+                    </a:xfrm>
+                    <a:prstGeom prst="rect">
+                      <a:avLst/>
+                    </a:prstGeom>
+                  </pic:spPr>
+                </pic:pic>
+              </a:graphicData>
+            </a:graphic>
+          </wp:inline>
+        </w:drawing>
+      </w:r>
+    </w:p>
+    <w:p>
+      <w:r>
+        <w:rPr>
+          <w:rFonts w:hint="eastAsia"/>
+        </w:rPr>
+        <w:t>目前</w:t>
+      </w:r>
+      <w:r>
+        <w:rPr>
+          <w:rFonts w:hint="eastAsia"/>
+        </w:rPr>
+        <w:t>沒領券成功的狀態都是為</w:t>
+      </w:r>
+      <w:proofErr w:type="spellStart"/>
+      <w:r>
+        <w:rPr>
+          <w:rFonts w:hint="eastAsia"/>
+        </w:rPr>
+        <w:t>conflict_try_again</w:t>
+      </w:r>
+      <w:proofErr w:type="spellEnd"/>
+      <w:r>
+        <w:rPr>
+          <w:rFonts w:hint="eastAsia"/>
+        </w:rPr>
+        <w:t>，而目前已經有自動</w:t>
+      </w:r>
+      <w:r>
+        <w:rPr>
+          <w:rFonts w:hint="eastAsia"/>
+        </w:rPr>
+        <w:t>retry3</w:t>
+      </w:r>
+      <w:r>
+        <w:rPr>
+          <w:rFonts w:hint="eastAsia"/>
+        </w:rPr>
+        <w:lastRenderedPageBreak/>
+        <w:t>次，但目前重新等待的公式為</w:t>
+      </w:r>
+      <w:proofErr w:type="spellStart"/>
+      <w:r>
+        <w:t>Thread.</w:t>
+      </w:r>
+      <w:r>
+        <w:rPr>
+          <w:i/>
+          <w:iCs/>
+        </w:rPr>
+        <w:t>sleep</w:t>
+      </w:r>
+      <w:proofErr w:type="spellEnd"/>
+      <w:r>
+        <w:t>(</w:t>
+      </w:r>
+      <w:proofErr w:type="spellStart"/>
+      <w:r>
+        <w:t>retryTime</w:t>
+      </w:r>
+      <w:proofErr w:type="spellEnd"/>
+      <w:r>
+        <w:t>*50L);</w:t>
+      </w:r>
+      <w:r>
+        <w:rPr>
+          <w:rFonts w:hint="eastAsia"/>
+        </w:rPr>
+        <w:t>屬於線性，容易再次衝突，而暫時不考慮提高</w:t>
+      </w:r>
+      <w:r>
+        <w:t>r</w:t>
+      </w:r>
+      <w:r>
+        <w:rPr>
+          <w:rFonts w:hint="eastAsia"/>
+        </w:rPr>
+        <w:t>etry</w:t>
+      </w:r>
+      <w:r>
+        <w:rPr>
+          <w:rFonts w:hint="eastAsia"/>
+        </w:rPr>
+        <w:t>次數是因為</w:t>
+      </w:r>
+      <w:r>
+        <w:rPr>
+          <w:rFonts w:hint="eastAsia"/>
+        </w:rPr>
+        <w:t>會讓</w:t>
+      </w:r>
+      <w:r>
+        <w:rPr>
+          <w:rFonts w:hint="eastAsia"/>
+        </w:rPr>
+        <w:t>latency</w:t>
+      </w:r>
+      <w:r>
+        <w:rPr>
+          <w:rFonts w:hint="eastAsia"/>
+        </w:rPr>
+        <w:t>提</w:t>
+      </w:r>
+      <w:r>
+        <w:rPr>
+          <w:rFonts w:hint="eastAsia"/>
+        </w:rPr>
+        <w:t>高，先</w:t>
+      </w:r>
+      <w:r>
+        <w:rPr>
+          <w:rFonts w:hint="eastAsia"/>
+        </w:rPr>
+        <w:t>讓</w:t>
+      </w:r>
+      <w:proofErr w:type="spellStart"/>
+      <w:r>
+        <w:rPr>
+          <w:rFonts w:hint="eastAsia"/>
+        </w:rPr>
+        <w:t>thread.slee</w:t>
+      </w:r>
+      <w:r>
+        <w:rPr>
+          <w:rFonts w:hint="eastAsia"/>
+        </w:rPr>
+        <w:t>p</w:t>
+      </w:r>
+      <w:proofErr w:type="spellEnd"/>
+      <w:r>
+        <w:rPr>
+          <w:rFonts w:hint="eastAsia"/>
+        </w:rPr>
+        <w:t>不是線性，減少再次衝突</w:t>
+      </w:r>
+      <w:r>
+        <w:rPr>
+          <w:rFonts w:hint="eastAsia"/>
+        </w:rPr>
+        <w:t>的機率</w:t>
+      </w:r>
+      <w:r>
+        <w:rPr>
+          <w:rFonts w:hint="eastAsia"/>
+        </w:rPr>
+        <w:t>(</w:t>
+      </w:r>
+      <w:r>
+        <w:rPr>
+          <w:rFonts w:hint="eastAsia"/>
+        </w:rPr>
+        <w:t>有</w:t>
+      </w:r>
+      <w:r>
+        <w:rPr>
+          <w:rFonts w:hint="eastAsia"/>
+        </w:rPr>
+        <w:t>excel</w:t>
+      </w:r>
+      <w:r>
+        <w:rPr>
+          <w:rFonts w:hint="eastAsia"/>
+        </w:rPr>
+        <w:t>和</w:t>
+      </w:r>
+      <w:r>
+        <w:rPr>
+          <w:rFonts w:hint="eastAsia"/>
+        </w:rPr>
+        <w:t>word</w:t>
+      </w:r>
+      <w:r>
+        <w:rPr>
+          <w:rFonts w:hint="eastAsia"/>
+        </w:rPr>
+        <w:t>為</w:t>
+      </w:r>
+      <w:r>
+        <w:rPr>
+          <w:rFonts w:hint="eastAsia"/>
+        </w:rPr>
+        <w:t>比較資料</w:t>
+      </w:r>
+      <w:r>
+        <w:rPr>
+          <w:rFonts w:hint="eastAsia"/>
+        </w:rPr>
+        <w:t>)</w:t>
+      </w:r>
+      <w:r>
+        <w:drawing>
+          <wp:inline distT="0" distB="0" distL="0" distR="0" wp14:anchorId="5B25C8BF" wp14:editId="3F8E1E30">
+            <wp:extent cx="4630396" cy="1219200"/>
+            <wp:effectExtent l="0" t="0" r="0" b="0"/>
+            <wp:docPr id="693631610" name="圖片 1"/>
+            <wp:cNvGraphicFramePr>
+              <a:graphicFrameLocks xmlns:a="http://schemas.openxmlformats.org/drawingml/2006/main" noChangeAspect="1"/>
+            </wp:cNvGraphicFramePr>
+            <a:graphic xmlns:a="http://schemas.openxmlformats.org/drawingml/2006/main">
+              <a:graphicData uri="http://schemas.openxmlformats.org/drawingml/2006/picture">
+                <pic:pic xmlns:pic="http://schemas.openxmlformats.org/drawingml/2006/picture">
+                  <pic:nvPicPr>
+                    <pic:cNvPr id="693631610" name=""/>
+                    <pic:cNvPicPr/>
+                  </pic:nvPicPr>
+                  <pic:blipFill>
+                    <a:blip r:embed="rId20"/>
+                    <a:stretch>
+                      <a:fillRect/>
+                    </a:stretch>
+                  </pic:blipFill>
+                  <pic:spPr>
+                    <a:xfrm>
+                      <a:off x="0" y="0"/>
+                      <a:ext cx="4636402" cy="1220781"/>
+                    </a:xfrm>
+                    <a:prstGeom prst="rect">
+                      <a:avLst/>
+                    </a:prstGeom>
+                  </pic:spPr>
+                </pic:pic>
+              </a:graphicData>
+            </a:graphic>
+          </wp:inline>
+        </w:drawing>
+      </w:r>
+    </w:p>
+    <w:p/>
+    <w:p>
+      <w:pPr>
+        <w:rPr>
+          <w:rFonts w:hint="eastAsia"/>
+        </w:rPr>
+      </w:pPr>
     </w:p>
     <w:p/>
     <w:p/>
     <w:p/>
+    <w:p>
+      <w:pPr>
+        <w:rPr>
+          <w:rFonts w:hint="eastAsia"/>
+        </w:rPr>
+      </w:pPr>
+    </w:p>
+    <w:p>
+      <w:pPr>
+        <w:rPr>
+          <w:rFonts w:hint="eastAsia"/>
+        </w:rPr>
+      </w:pPr>
+    </w:p>
     <w:sectPr>
       <w:pgSz w:w="11906" w:h="16838"/>
       <w:pgMar w:top="1440" w:right="1800" w:bottom="1440" w:left="1800" w:header="851" w:footer="992" w:gutter="0"/>

--- a/銀行優惠券專案.docx
+++ b/銀行優惠券專案.docx
@@ -219,7 +219,21 @@
         <w:rPr>
           <w:rFonts w:hint="eastAsia"/>
         </w:rPr>
-        <w:t>，而無法測試樂觀鎖有沒有啟用</w:t>
+        <w:t>，而無法測試</w:t>
+      </w:r>
+      <w:proofErr w:type="gramStart"/>
+      <w:r>
+        <w:rPr>
+          <w:rFonts w:hint="eastAsia"/>
+        </w:rPr>
+        <w:t>樂觀鎖有沒有</w:t>
+      </w:r>
+      <w:proofErr w:type="gramEnd"/>
+      <w:r>
+        <w:rPr>
+          <w:rFonts w:hint="eastAsia"/>
+        </w:rPr>
+        <w:t>啟用</w:t>
       </w:r>
     </w:p>
     <w:p>
@@ -409,8 +423,16 @@
         <w:rPr>
           <w:rFonts w:hint="eastAsia"/>
         </w:rPr>
-        <w:t>張優惠券</w:t>
-      </w:r>
+        <w:t>張優惠</w:t>
+      </w:r>
+      <w:proofErr w:type="gramStart"/>
+      <w:r>
+        <w:rPr>
+          <w:rFonts w:hint="eastAsia"/>
+        </w:rPr>
+        <w:t>券</w:t>
+      </w:r>
+      <w:proofErr w:type="gramEnd"/>
     </w:p>
     <w:p>
       <w:r>
@@ -582,11 +604,19 @@
         </w:rPr>
         <w:t>retry</w:t>
       </w:r>
-      <w:r>
-        <w:rPr>
-          <w:rFonts w:hint="eastAsia"/>
-        </w:rPr>
-        <w:t>沒有加回數字，導致</w:t>
+      <w:proofErr w:type="gramStart"/>
+      <w:r>
+        <w:rPr>
+          <w:rFonts w:hint="eastAsia"/>
+        </w:rPr>
+        <w:t>沒有加回數字</w:t>
+      </w:r>
+      <w:proofErr w:type="gramEnd"/>
+      <w:r>
+        <w:rPr>
+          <w:rFonts w:hint="eastAsia"/>
+        </w:rPr>
+        <w:t>，導致</w:t>
       </w:r>
       <w:r>
         <w:t>g</w:t>
@@ -617,11 +647,19 @@
         </w:rPr>
         <w:t>retry</w:t>
       </w:r>
-      <w:r>
-        <w:rPr>
-          <w:rFonts w:hint="eastAsia"/>
-        </w:rPr>
-        <w:t>而重跑，然後同一筆指令最多跑三次，</w:t>
+      <w:proofErr w:type="gramStart"/>
+      <w:r>
+        <w:rPr>
+          <w:rFonts w:hint="eastAsia"/>
+        </w:rPr>
+        <w:t>而重跑</w:t>
+      </w:r>
+      <w:proofErr w:type="gramEnd"/>
+      <w:r>
+        <w:rPr>
+          <w:rFonts w:hint="eastAsia"/>
+        </w:rPr>
+        <w:t>，然後同一筆指令最多跑三次，</w:t>
       </w:r>
       <w:proofErr w:type="spellStart"/>
       <w:r>
@@ -1007,7 +1045,21 @@
         <w:rPr>
           <w:rFonts w:hint="eastAsia"/>
         </w:rPr>
-        <w:t>部分分到</w:t>
+        <w:t>部分</w:t>
+      </w:r>
+      <w:proofErr w:type="gramStart"/>
+      <w:r>
+        <w:rPr>
+          <w:rFonts w:hint="eastAsia"/>
+        </w:rPr>
+        <w:t>分</w:t>
+      </w:r>
+      <w:proofErr w:type="gramEnd"/>
+      <w:r>
+        <w:rPr>
+          <w:rFonts w:hint="eastAsia"/>
+        </w:rPr>
+        <w:t>到</w:t>
       </w:r>
       <w:r>
         <w:rPr>
@@ -1039,7 +1091,21 @@
         <w:rPr>
           <w:rFonts w:hint="eastAsia"/>
         </w:rPr>
-        <w:t>專注於核心帳務邏輯的處理</w:t>
+        <w:t>專注於核心帳</w:t>
+      </w:r>
+      <w:proofErr w:type="gramStart"/>
+      <w:r>
+        <w:rPr>
+          <w:rFonts w:hint="eastAsia"/>
+        </w:rPr>
+        <w:t>務</w:t>
+      </w:r>
+      <w:proofErr w:type="gramEnd"/>
+      <w:r>
+        <w:rPr>
+          <w:rFonts w:hint="eastAsia"/>
+        </w:rPr>
+        <w:t>邏輯的處理</w:t>
       </w:r>
       <w:r>
         <w:rPr>
@@ -1091,7 +1157,21 @@
         <w:rPr>
           <w:rFonts w:hint="eastAsia"/>
         </w:rPr>
-        <w:t>領券數量一致性</w:t>
+        <w:t>領</w:t>
+      </w:r>
+      <w:proofErr w:type="gramStart"/>
+      <w:r>
+        <w:rPr>
+          <w:rFonts w:hint="eastAsia"/>
+        </w:rPr>
+        <w:t>券</w:t>
+      </w:r>
+      <w:proofErr w:type="gramEnd"/>
+      <w:r>
+        <w:rPr>
+          <w:rFonts w:hint="eastAsia"/>
+        </w:rPr>
+        <w:t>數量一致性</w:t>
       </w:r>
     </w:p>
     <w:p>
@@ -1101,6 +1181,9 @@
         </w:rPr>
       </w:pPr>
     </w:p>
+    <w:p/>
+    <w:p/>
+    <w:p/>
     <w:p>
       <w:pPr>
         <w:rPr>
@@ -1113,6 +1196,7 @@
         <w:rPr>
           <w:rFonts w:hint="eastAsia"/>
         </w:rPr>
+        <w:lastRenderedPageBreak/>
         <w:t>以下為用</w:t>
       </w:r>
       <w:r>
@@ -1138,7 +1222,6 @@
     </w:p>
     <w:p>
       <w:r>
-        <w:lastRenderedPageBreak/>
         <w:drawing>
           <wp:inline distT="0" distB="0" distL="0" distR="0" wp14:anchorId="03CD09D5" wp14:editId="4300BABB">
             <wp:extent cx="5274310" cy="1075690"/>
@@ -1536,6 +1619,7 @@
     </w:p>
     <w:p>
       <w:r>
+        <w:lastRenderedPageBreak/>
         <w:drawing>
           <wp:inline distT="0" distB="0" distL="0" distR="0" wp14:anchorId="5E8A2EFC" wp14:editId="21201073">
             <wp:extent cx="2310740" cy="1562100"/>
@@ -1584,7 +1668,21 @@
         <w:rPr>
           <w:rFonts w:hint="eastAsia"/>
         </w:rPr>
-        <w:t>沒領券成功的狀態都是為</w:t>
+        <w:t>沒領</w:t>
+      </w:r>
+      <w:proofErr w:type="gramStart"/>
+      <w:r>
+        <w:rPr>
+          <w:rFonts w:hint="eastAsia"/>
+        </w:rPr>
+        <w:t>券</w:t>
+      </w:r>
+      <w:proofErr w:type="gramEnd"/>
+      <w:r>
+        <w:rPr>
+          <w:rFonts w:hint="eastAsia"/>
+        </w:rPr>
+        <w:t>成功的狀態都是為</w:t>
       </w:r>
       <w:proofErr w:type="spellStart"/>
       <w:r>
@@ -1610,7 +1708,6 @@
         <w:rPr>
           <w:rFonts w:hint="eastAsia"/>
         </w:rPr>
-        <w:lastRenderedPageBreak/>
         <w:t>次，但目前重新等待的公式為</w:t>
       </w:r>
       <w:proofErr w:type="spellStart"/>

--- a/銀行優惠券專案.docx
+++ b/銀行優惠券專案.docx
@@ -969,6 +969,26 @@
         </w:rPr>
         <w:t>的情況</w:t>
       </w:r>
+      <w:r>
+        <w:rPr>
+          <w:rFonts w:hint="eastAsia"/>
+        </w:rPr>
+        <w:t>，但數據一致性本身沒有問題，也不會</w:t>
+      </w:r>
+      <w:proofErr w:type="gramStart"/>
+      <w:r>
+        <w:rPr>
+          <w:rFonts w:hint="eastAsia"/>
+        </w:rPr>
+        <w:t>有超發的</w:t>
+      </w:r>
+      <w:proofErr w:type="gramEnd"/>
+      <w:r>
+        <w:rPr>
+          <w:rFonts w:hint="eastAsia"/>
+        </w:rPr>
+        <w:t>風險。</w:t>
+      </w:r>
     </w:p>
     <w:p>
       <w:r>
@@ -1904,6 +1924,73 @@
         </w:rPr>
       </w:pPr>
     </w:p>
+    <w:p/>
+    <w:p/>
+    <w:p/>
+    <w:p>
+      <w:pPr>
+        <w:rPr>
+          <w:rFonts w:hint="eastAsia"/>
+        </w:rPr>
+      </w:pPr>
+    </w:p>
+    <w:p/>
+    <w:p/>
+    <w:p/>
+    <w:p/>
+    <w:p/>
+    <w:p/>
+    <w:p/>
+    <w:p>
+      <w:r>
+        <w:rPr>
+          <w:rFonts w:hint="eastAsia"/>
+        </w:rPr>
+        <w:lastRenderedPageBreak/>
+        <w:t>悲觀鎖和樂觀鎖的</w:t>
+      </w:r>
+      <w:r>
+        <w:rPr>
+          <w:rFonts w:hint="eastAsia"/>
+        </w:rPr>
+        <w:t>latency</w:t>
+      </w:r>
+      <w:r>
+        <w:rPr>
+          <w:rFonts w:hint="eastAsia"/>
+        </w:rPr>
+        <w:t>和</w:t>
+      </w:r>
+      <w:proofErr w:type="spellStart"/>
+      <w:r>
+        <w:rPr>
+          <w:rFonts w:hint="eastAsia"/>
+        </w:rPr>
+        <w:t>Success&amp;Conflict</w:t>
+      </w:r>
+      <w:proofErr w:type="spellEnd"/>
+      <w:r>
+        <w:rPr>
+          <w:rFonts w:hint="eastAsia"/>
+        </w:rPr>
+        <w:t>比例實驗</w:t>
+      </w:r>
+    </w:p>
+    <w:p>
+      <w:r>
+        <w:rPr>
+          <w:rFonts w:hint="eastAsia"/>
+        </w:rPr>
+        <w:t>測試條件</w:t>
+      </w:r>
+      <w:r>
+        <w:rPr>
+          <w:rFonts w:hint="eastAsia"/>
+        </w:rPr>
+        <w:t>：</w:t>
+      </w:r>
+    </w:p>
+    <w:p/>
     <w:p/>
     <w:p/>
     <w:p/>
